--- a/Hashing/hashSet_methods_explain.docx
+++ b/Hashing/hashSet_methods_explain.docx
@@ -6,6 +6,7 @@
       <w:r>
         <w:t xml:space="preserve">Got it! Let's break down the </w:t>
       </w:r>
+      <w:proofErr w:type="gramStart"/>
       <w:r>
         <w:rPr>
           <w:b/>
@@ -13,13 +14,30 @@
         </w:rPr>
         <w:t>add</w:t>
       </w:r>
-      <w:r>
-        <w:t xml:space="preserve"> method of your MyHashSet class carefully and clear up the confusion between bucket and buckets.</w:t>
-      </w:r>
-    </w:p>
-    <w:p>
-      <w:r>
-        <w:t>Here’s your add method again:</w:t>
+      <w:proofErr w:type="gramEnd"/>
+      <w:r>
+        <w:t xml:space="preserve"> method of your </w:t>
+      </w:r>
+      <w:proofErr w:type="spellStart"/>
+      <w:r>
+        <w:t>MyHashSet</w:t>
+      </w:r>
+      <w:proofErr w:type="spellEnd"/>
+      <w:r>
+        <w:t xml:space="preserve"> class carefully and clear up the confusion between bucket and buckets.</w:t>
+      </w:r>
+    </w:p>
+    <w:p>
+      <w:r>
+        <w:t xml:space="preserve">Here’s </w:t>
+      </w:r>
+      <w:proofErr w:type="gramStart"/>
+      <w:r>
+        <w:t>your</w:t>
+      </w:r>
+      <w:proofErr w:type="gramEnd"/>
+      <w:r>
+        <w:t xml:space="preserve"> add method again:</w:t>
       </w:r>
     </w:p>
     <w:p>
@@ -29,23 +47,105 @@
     </w:p>
     <w:p>
       <w:r>
-        <w:t xml:space="preserve">  const idx = this._hash(key);</w:t>
-      </w:r>
-    </w:p>
-    <w:p>
-      <w:r>
-        <w:t xml:space="preserve">  const bucket = this.buckets[idx];</w:t>
-      </w:r>
-    </w:p>
-    <w:p>
-      <w:r>
-        <w:t xml:space="preserve">  if (!bucket.includes(key)) {</w:t>
-      </w:r>
-    </w:p>
-    <w:p>
-      <w:r>
-        <w:t xml:space="preserve">    bucket.push(key);</w:t>
-      </w:r>
+        <w:t xml:space="preserve">  const </w:t>
+      </w:r>
+      <w:proofErr w:type="spellStart"/>
+      <w:r>
+        <w:t>idx</w:t>
+      </w:r>
+      <w:proofErr w:type="spellEnd"/>
+      <w:r>
+        <w:t xml:space="preserve"> = </w:t>
+      </w:r>
+      <w:proofErr w:type="spellStart"/>
+      <w:proofErr w:type="gramStart"/>
+      <w:r>
+        <w:t>this._</w:t>
+      </w:r>
+      <w:proofErr w:type="gramEnd"/>
+      <w:r>
+        <w:t>hash</w:t>
+      </w:r>
+      <w:proofErr w:type="spellEnd"/>
+      <w:r>
+        <w:t>(key</w:t>
+      </w:r>
+      <w:proofErr w:type="gramStart"/>
+      <w:r>
+        <w:t>);</w:t>
+      </w:r>
+      <w:proofErr w:type="gramEnd"/>
+    </w:p>
+    <w:p>
+      <w:r>
+        <w:t xml:space="preserve">  const bucket = </w:t>
+      </w:r>
+      <w:proofErr w:type="spellStart"/>
+      <w:proofErr w:type="gramStart"/>
+      <w:r>
+        <w:t>this.buckets</w:t>
+      </w:r>
+      <w:proofErr w:type="spellEnd"/>
+      <w:proofErr w:type="gramEnd"/>
+      <w:r>
+        <w:t>[</w:t>
+      </w:r>
+      <w:proofErr w:type="spellStart"/>
+      <w:r>
+        <w:t>idx</w:t>
+      </w:r>
+      <w:proofErr w:type="spellEnd"/>
+      <w:proofErr w:type="gramStart"/>
+      <w:r>
+        <w:t>];</w:t>
+      </w:r>
+      <w:proofErr w:type="gramEnd"/>
+    </w:p>
+    <w:p>
+      <w:r>
+        <w:t xml:space="preserve">  if </w:t>
+      </w:r>
+      <w:proofErr w:type="gramStart"/>
+      <w:r>
+        <w:t>(!</w:t>
+      </w:r>
+      <w:proofErr w:type="spellStart"/>
+      <w:r>
+        <w:t>bucket</w:t>
+      </w:r>
+      <w:proofErr w:type="gramEnd"/>
+      <w:r>
+        <w:t>.includes</w:t>
+      </w:r>
+      <w:proofErr w:type="spellEnd"/>
+      <w:r>
+        <w:t>(key</w:t>
+      </w:r>
+      <w:proofErr w:type="gramStart"/>
+      <w:r>
+        <w:t>)) {</w:t>
+      </w:r>
+      <w:proofErr w:type="gramEnd"/>
+    </w:p>
+    <w:p>
+      <w:r>
+        <w:t xml:space="preserve">    </w:t>
+      </w:r>
+      <w:proofErr w:type="spellStart"/>
+      <w:proofErr w:type="gramStart"/>
+      <w:r>
+        <w:t>bucket.push</w:t>
+      </w:r>
+      <w:proofErr w:type="spellEnd"/>
+      <w:proofErr w:type="gramEnd"/>
+      <w:r>
+        <w:t>(key</w:t>
+      </w:r>
+      <w:proofErr w:type="gramStart"/>
+      <w:r>
+        <w:t>);</w:t>
+      </w:r>
+      <w:proofErr w:type="gramEnd"/>
     </w:p>
     <w:p>
       <w:r>
@@ -60,7 +160,7 @@
     <w:p>
       <w:r>
         <w:pict w14:anchorId="23B71B82">
-          <v:rect id="_x0000_i1223" style="width:0;height:1.5pt" o:hralign="center" o:hrstd="t" o:hr="t" fillcolor="#a0a0a0" stroked="f"/>
+          <v:rect id="_x0000_i1025" style="width:0;height:1.5pt" o:hralign="center" o:hrstd="t" o:hr="t" fillcolor="#a0a0a0" stroked="f"/>
         </w:pict>
       </w:r>
     </w:p>
@@ -96,8 +196,34 @@
     </w:p>
     <w:p>
       <w:r>
-        <w:t>const idx = this._hash(key);</w:t>
-      </w:r>
+        <w:t xml:space="preserve">const </w:t>
+      </w:r>
+      <w:proofErr w:type="spellStart"/>
+      <w:r>
+        <w:t>idx</w:t>
+      </w:r>
+      <w:proofErr w:type="spellEnd"/>
+      <w:r>
+        <w:t xml:space="preserve"> = </w:t>
+      </w:r>
+      <w:proofErr w:type="spellStart"/>
+      <w:proofErr w:type="gramStart"/>
+      <w:r>
+        <w:t>this._</w:t>
+      </w:r>
+      <w:proofErr w:type="gramEnd"/>
+      <w:r>
+        <w:t>hash</w:t>
+      </w:r>
+      <w:proofErr w:type="spellEnd"/>
+      <w:r>
+        <w:t>(key</w:t>
+      </w:r>
+      <w:proofErr w:type="gramStart"/>
+      <w:r>
+        <w:t>);</w:t>
+      </w:r>
+      <w:proofErr w:type="gramEnd"/>
     </w:p>
     <w:p>
       <w:pPr>
@@ -118,23 +244,44 @@
         </w:numPr>
       </w:pPr>
       <w:r>
-        <w:t>For example, if key = 175 and bucketCount = 1000, then:</w:t>
-      </w:r>
-    </w:p>
-    <w:p>
-      <w:r>
-        <w:t>idx = 175 % 1000 = 175</w:t>
-      </w:r>
-    </w:p>
-    <w:p>
-      <w:r>
-        <w:t>So key 175 should go into buckets[175].</w:t>
+        <w:t xml:space="preserve">For example, if key = 175 and </w:t>
+      </w:r>
+      <w:proofErr w:type="spellStart"/>
+      <w:r>
+        <w:t>bucketCount</w:t>
+      </w:r>
+      <w:proofErr w:type="spellEnd"/>
+      <w:r>
+        <w:t xml:space="preserve"> = 1000, then:</w:t>
+      </w:r>
+    </w:p>
+    <w:p>
+      <w:proofErr w:type="spellStart"/>
+      <w:r>
+        <w:t>idx</w:t>
+      </w:r>
+      <w:proofErr w:type="spellEnd"/>
+      <w:r>
+        <w:t xml:space="preserve"> = 175 % 1000 = 175</w:t>
+      </w:r>
+    </w:p>
+    <w:p>
+      <w:r>
+        <w:t xml:space="preserve">So key 175 should go into </w:t>
+      </w:r>
+      <w:proofErr w:type="gramStart"/>
+      <w:r>
+        <w:t>buckets[</w:t>
+      </w:r>
+      <w:proofErr w:type="gramEnd"/>
+      <w:r>
+        <w:t>175].</w:t>
       </w:r>
     </w:p>
     <w:p>
       <w:r>
         <w:pict w14:anchorId="42A70B57">
-          <v:rect id="_x0000_i1224" style="width:0;height:1.5pt" o:hralign="center" o:hrstd="t" o:hr="t" fillcolor="#a0a0a0" stroked="f"/>
+          <v:rect id="_x0000_i1026" style="width:0;height:1.5pt" o:hralign="center" o:hrstd="t" o:hr="t" fillcolor="#a0a0a0" stroked="f"/>
         </w:pict>
       </w:r>
     </w:p>
@@ -155,8 +302,28 @@
     </w:p>
     <w:p>
       <w:r>
-        <w:t>const bucket = this.buckets[idx];</w:t>
-      </w:r>
+        <w:t xml:space="preserve">const bucket = </w:t>
+      </w:r>
+      <w:proofErr w:type="spellStart"/>
+      <w:proofErr w:type="gramStart"/>
+      <w:r>
+        <w:t>this.buckets</w:t>
+      </w:r>
+      <w:proofErr w:type="spellEnd"/>
+      <w:proofErr w:type="gramEnd"/>
+      <w:r>
+        <w:t>[</w:t>
+      </w:r>
+      <w:proofErr w:type="spellStart"/>
+      <w:r>
+        <w:t>idx</w:t>
+      </w:r>
+      <w:proofErr w:type="spellEnd"/>
+      <w:proofErr w:type="gramStart"/>
+      <w:r>
+        <w:t>];</w:t>
+      </w:r>
+      <w:proofErr w:type="gramEnd"/>
     </w:p>
     <w:p>
       <w:pPr>
@@ -165,8 +332,15 @@
           <w:numId w:val="4"/>
         </w:numPr>
       </w:pPr>
-      <w:r>
-        <w:t xml:space="preserve">this.buckets is the </w:t>
+      <w:proofErr w:type="spellStart"/>
+      <w:proofErr w:type="gramStart"/>
+      <w:r>
+        <w:t>this.buckets</w:t>
+      </w:r>
+      <w:proofErr w:type="spellEnd"/>
+      <w:proofErr w:type="gramEnd"/>
+      <w:r>
+        <w:t xml:space="preserve"> is the </w:t>
       </w:r>
       <w:r>
         <w:rPr>
@@ -176,13 +350,59 @@
         <w:t>array of all buckets</w:t>
       </w:r>
       <w:r>
-        <w:t>. You created it here in the constructor:</w:t>
-      </w:r>
-    </w:p>
-    <w:p>
-      <w:r>
-        <w:t>this.buckets = Array.from({ length: bucketCount }, () =&gt; []);</w:t>
-      </w:r>
+        <w:t xml:space="preserve">. You created it here in the </w:t>
+      </w:r>
+      <w:proofErr w:type="gramStart"/>
+      <w:r>
+        <w:t>constructor</w:t>
+      </w:r>
+      <w:proofErr w:type="gramEnd"/>
+      <w:r>
+        <w:t>:</w:t>
+      </w:r>
+    </w:p>
+    <w:p>
+      <w:proofErr w:type="spellStart"/>
+      <w:proofErr w:type="gramStart"/>
+      <w:r>
+        <w:t>this.buckets</w:t>
+      </w:r>
+      <w:proofErr w:type="spellEnd"/>
+      <w:proofErr w:type="gramEnd"/>
+      <w:r>
+        <w:t xml:space="preserve"> = </w:t>
+      </w:r>
+      <w:proofErr w:type="spellStart"/>
+      <w:r>
+        <w:t>Array.from</w:t>
+      </w:r>
+      <w:proofErr w:type="spellEnd"/>
+      <w:proofErr w:type="gramStart"/>
+      <w:r>
+        <w:t>({ length</w:t>
+      </w:r>
+      <w:proofErr w:type="gramEnd"/>
+      <w:r>
+        <w:t xml:space="preserve">: </w:t>
+      </w:r>
+      <w:proofErr w:type="spellStart"/>
+      <w:proofErr w:type="gramStart"/>
+      <w:r>
+        <w:t>bucketCount</w:t>
+      </w:r>
+      <w:proofErr w:type="spellEnd"/>
+      <w:r>
+        <w:t xml:space="preserve"> }</w:t>
+      </w:r>
+      <w:proofErr w:type="gramEnd"/>
+      <w:r>
+        <w:t>, () =&gt; []</w:t>
+      </w:r>
+      <w:proofErr w:type="gramStart"/>
+      <w:r>
+        <w:t>);</w:t>
+      </w:r>
+      <w:proofErr w:type="gramEnd"/>
     </w:p>
     <w:p>
       <w:pPr>
@@ -191,8 +411,15 @@
           <w:numId w:val="5"/>
         </w:numPr>
       </w:pPr>
-      <w:r>
-        <w:t>this.buckets[0] → the 0th bucket (an array)</w:t>
+      <w:proofErr w:type="spellStart"/>
+      <w:proofErr w:type="gramStart"/>
+      <w:r>
+        <w:t>this.buckets</w:t>
+      </w:r>
+      <w:proofErr w:type="spellEnd"/>
+      <w:proofErr w:type="gramEnd"/>
+      <w:r>
+        <w:t>[0] → the 0th bucket (an array)</w:t>
       </w:r>
     </w:p>
     <w:p>
@@ -202,8 +429,15 @@
           <w:numId w:val="5"/>
         </w:numPr>
       </w:pPr>
-      <w:r>
-        <w:t>this.buckets[1] → the 1st bucket</w:t>
+      <w:proofErr w:type="spellStart"/>
+      <w:proofErr w:type="gramStart"/>
+      <w:r>
+        <w:t>this.buckets</w:t>
+      </w:r>
+      <w:proofErr w:type="spellEnd"/>
+      <w:proofErr w:type="gramEnd"/>
+      <w:r>
+        <w:t>[1] → the 1st bucket</w:t>
       </w:r>
     </w:p>
     <w:p>
@@ -224,9 +458,16 @@
           <w:numId w:val="5"/>
         </w:numPr>
       </w:pPr>
+      <w:proofErr w:type="spellStart"/>
+      <w:proofErr w:type="gramStart"/>
       <w:r>
         <w:lastRenderedPageBreak/>
-        <w:t>this.buckets[175] → the 175th bucket (an array)</w:t>
+        <w:t>this.buckets</w:t>
+      </w:r>
+      <w:proofErr w:type="spellEnd"/>
+      <w:proofErr w:type="gramEnd"/>
+      <w:r>
+        <w:t>[175] → the 175th bucket (an array)</w:t>
       </w:r>
     </w:p>
     <w:p>
@@ -236,8 +477,13 @@
           <w:numId w:val="5"/>
         </w:numPr>
       </w:pPr>
-      <w:r>
-        <w:t xml:space="preserve">So bucket here is </w:t>
+      <w:proofErr w:type="gramStart"/>
+      <w:r>
+        <w:t>So</w:t>
+      </w:r>
+      <w:proofErr w:type="gramEnd"/>
+      <w:r>
+        <w:t xml:space="preserve"> bucket here is </w:t>
       </w:r>
       <w:r>
         <w:rPr>
@@ -253,7 +499,7 @@
     <w:p>
       <w:r>
         <w:pict w14:anchorId="1D6ADC87">
-          <v:rect id="_x0000_i1225" style="width:0;height:1.5pt" o:hralign="center" o:hrstd="t" o:hr="t" fillcolor="#a0a0a0" stroked="f"/>
+          <v:rect id="_x0000_i1027" style="width:0;height:1.5pt" o:hralign="center" o:hrstd="t" o:hr="t" fillcolor="#a0a0a0" stroked="f"/>
         </w:pict>
       </w:r>
     </w:p>
@@ -274,7 +520,23 @@
     </w:p>
     <w:p>
       <w:r>
-        <w:t>if (!bucket.includes(key))</w:t>
+        <w:t xml:space="preserve">if </w:t>
+      </w:r>
+      <w:proofErr w:type="gramStart"/>
+      <w:r>
+        <w:t>(!</w:t>
+      </w:r>
+      <w:proofErr w:type="spellStart"/>
+      <w:r>
+        <w:t>bucket</w:t>
+      </w:r>
+      <w:proofErr w:type="gramEnd"/>
+      <w:r>
+        <w:t>.includes</w:t>
+      </w:r>
+      <w:proofErr w:type="spellEnd"/>
+      <w:r>
+        <w:t>(key))</w:t>
       </w:r>
     </w:p>
     <w:p>
@@ -295,14 +557,21 @@
           <w:numId w:val="7"/>
         </w:numPr>
       </w:pPr>
-      <w:r>
-        <w:t>bucket.includes(key) checks if the key already exists in this bucket.</w:t>
+      <w:proofErr w:type="spellStart"/>
+      <w:proofErr w:type="gramStart"/>
+      <w:r>
+        <w:t>bucket.includes</w:t>
+      </w:r>
+      <w:proofErr w:type="spellEnd"/>
+      <w:proofErr w:type="gramEnd"/>
+      <w:r>
+        <w:t>(key) checks if the key already exists in this bucket.</w:t>
       </w:r>
     </w:p>
     <w:p>
       <w:r>
         <w:pict w14:anchorId="279AEB4E">
-          <v:rect id="_x0000_i1226" style="width:0;height:1.5pt" o:hralign="center" o:hrstd="t" o:hr="t" fillcolor="#a0a0a0" stroked="f"/>
+          <v:rect id="_x0000_i1028" style="width:0;height:1.5pt" o:hralign="center" o:hrstd="t" o:hr="t" fillcolor="#a0a0a0" stroked="f"/>
         </w:pict>
       </w:r>
     </w:p>
@@ -322,9 +591,21 @@
       </w:r>
     </w:p>
     <w:p>
-      <w:r>
-        <w:t>bucket.push(key);</w:t>
-      </w:r>
+      <w:proofErr w:type="spellStart"/>
+      <w:proofErr w:type="gramStart"/>
+      <w:r>
+        <w:t>bucket.push</w:t>
+      </w:r>
+      <w:proofErr w:type="spellEnd"/>
+      <w:proofErr w:type="gramEnd"/>
+      <w:r>
+        <w:t>(key</w:t>
+      </w:r>
+      <w:proofErr w:type="gramStart"/>
+      <w:r>
+        <w:t>);</w:t>
+      </w:r>
+      <w:proofErr w:type="gramEnd"/>
     </w:p>
     <w:p>
       <w:pPr>
@@ -345,14 +626,66 @@
         </w:numPr>
       </w:pPr>
       <w:r>
-        <w:t xml:space="preserve">Since bucket is just a reference to this.buckets[idx], </w:t>
-      </w:r>
-      <w:r>
-        <w:rPr>
-          <w:b/>
-          <w:bCs/>
-        </w:rPr>
-        <w:t>pushing to bucket automatically updates this.buckets[idx]</w:t>
+        <w:t xml:space="preserve">Since bucket is just a reference to </w:t>
+      </w:r>
+      <w:proofErr w:type="spellStart"/>
+      <w:proofErr w:type="gramStart"/>
+      <w:r>
+        <w:t>this.buckets</w:t>
+      </w:r>
+      <w:proofErr w:type="spellEnd"/>
+      <w:proofErr w:type="gramEnd"/>
+      <w:r>
+        <w:t>[</w:t>
+      </w:r>
+      <w:proofErr w:type="spellStart"/>
+      <w:r>
+        <w:t>idx</w:t>
+      </w:r>
+      <w:proofErr w:type="spellEnd"/>
+      <w:r>
+        <w:t xml:space="preserve">], </w:t>
+      </w:r>
+      <w:r>
+        <w:rPr>
+          <w:b/>
+          <w:bCs/>
+        </w:rPr>
+        <w:t xml:space="preserve">pushing to bucket automatically updates </w:t>
+      </w:r>
+      <w:proofErr w:type="spellStart"/>
+      <w:proofErr w:type="gramStart"/>
+      <w:r>
+        <w:rPr>
+          <w:b/>
+          <w:bCs/>
+        </w:rPr>
+        <w:t>this.buckets</w:t>
+      </w:r>
+      <w:proofErr w:type="spellEnd"/>
+      <w:proofErr w:type="gramEnd"/>
+      <w:r>
+        <w:rPr>
+          <w:b/>
+          <w:bCs/>
+        </w:rPr>
+        <w:t>[</w:t>
+      </w:r>
+      <w:proofErr w:type="spellStart"/>
+      <w:r>
+        <w:rPr>
+          <w:b/>
+          <w:bCs/>
+        </w:rPr>
+        <w:t>idx</w:t>
+      </w:r>
+      <w:proofErr w:type="spellEnd"/>
+      <w:r>
+        <w:rPr>
+          <w:b/>
+          <w:bCs/>
+        </w:rPr>
+        <w:t>]</w:t>
       </w:r>
       <w:r>
         <w:t>.</w:t>
@@ -361,7 +694,7 @@
     <w:p>
       <w:r>
         <w:pict w14:anchorId="7D41D504">
-          <v:rect id="_x0000_i1227" style="width:0;height:1.5pt" o:hralign="center" o:hrstd="t" o:hr="t" fillcolor="#a0a0a0" stroked="f"/>
+          <v:rect id="_x0000_i1029" style="width:0;height:1.5pt" o:hralign="center" o:hrstd="t" o:hr="t" fillcolor="#a0a0a0" stroked="f"/>
         </w:pict>
       </w:r>
     </w:p>
@@ -446,7 +779,7 @@
     <w:p>
       <w:r>
         <w:pict w14:anchorId="6195F7CE">
-          <v:rect id="_x0000_i1228" style="width:0;height:1.5pt" o:hralign="center" o:hrstd="t" o:hr="t" fillcolor="#a0a0a0" stroked="f"/>
+          <v:rect id="_x0000_i1030" style="width:0;height:1.5pt" o:hralign="center" o:hrstd="t" o:hr="t" fillcolor="#a0a0a0" stroked="f"/>
         </w:pict>
       </w:r>
     </w:p>
@@ -466,18 +799,41 @@
       </w:r>
     </w:p>
     <w:p>
-      <w:r>
-        <w:t>this.buckets = [</w:t>
-      </w:r>
-    </w:p>
-    <w:p>
-      <w:r>
-        <w:t xml:space="preserve">  [],        // index 0</w:t>
-      </w:r>
-    </w:p>
-    <w:p>
-      <w:r>
-        <w:t xml:space="preserve">  [],        // index 1</w:t>
+      <w:proofErr w:type="spellStart"/>
+      <w:proofErr w:type="gramStart"/>
+      <w:r>
+        <w:t>this.buckets</w:t>
+      </w:r>
+      <w:proofErr w:type="spellEnd"/>
+      <w:proofErr w:type="gramEnd"/>
+      <w:r>
+        <w:t xml:space="preserve"> = [</w:t>
+      </w:r>
+    </w:p>
+    <w:p>
+      <w:r>
+        <w:t xml:space="preserve">  [</w:t>
+      </w:r>
+      <w:proofErr w:type="gramStart"/>
+      <w:r>
+        <w:t xml:space="preserve">],   </w:t>
+      </w:r>
+      <w:proofErr w:type="gramEnd"/>
+      <w:r>
+        <w:t xml:space="preserve">     // index 0</w:t>
+      </w:r>
+    </w:p>
+    <w:p>
+      <w:r>
+        <w:t xml:space="preserve">  [</w:t>
+      </w:r>
+      <w:proofErr w:type="gramStart"/>
+      <w:r>
+        <w:t xml:space="preserve">],   </w:t>
+      </w:r>
+      <w:proofErr w:type="gramEnd"/>
+      <w:r>
+        <w:t xml:space="preserve">     // index 1</w:t>
       </w:r>
     </w:p>
     <w:p>
@@ -487,7 +843,15 @@
     </w:p>
     <w:p>
       <w:r>
-        <w:t xml:space="preserve">  [],        // index 175 &lt;- our key 175 will go here</w:t>
+        <w:t xml:space="preserve">  [</w:t>
+      </w:r>
+      <w:proofErr w:type="gramStart"/>
+      <w:r>
+        <w:t xml:space="preserve">],   </w:t>
+      </w:r>
+      <w:proofErr w:type="gramEnd"/>
+      <w:r>
+        <w:t xml:space="preserve">     // index 175 &lt;- our key 175 will go here</w:t>
       </w:r>
     </w:p>
     <w:p>
@@ -496,10 +860,12 @@
       </w:r>
     </w:p>
     <w:p>
+      <w:proofErr w:type="gramStart"/>
       <w:r>
         <w:lastRenderedPageBreak/>
         <w:t>];</w:t>
       </w:r>
+      <w:proofErr w:type="gramEnd"/>
     </w:p>
     <w:p>
       <w:pPr>
@@ -509,18 +875,55 @@
         </w:numPr>
       </w:pPr>
       <w:r>
-        <w:t>When you do bucket.push(key) for key 175:</w:t>
-      </w:r>
-    </w:p>
-    <w:p>
-      <w:r>
-        <w:t>bucket = this.buckets[175];</w:t>
-      </w:r>
-    </w:p>
-    <w:p>
-      <w:r>
-        <w:t>bucket.push(175);</w:t>
-      </w:r>
+        <w:t xml:space="preserve">When you do </w:t>
+      </w:r>
+      <w:proofErr w:type="spellStart"/>
+      <w:proofErr w:type="gramStart"/>
+      <w:r>
+        <w:t>bucket.push</w:t>
+      </w:r>
+      <w:proofErr w:type="spellEnd"/>
+      <w:proofErr w:type="gramEnd"/>
+      <w:r>
+        <w:t>(key) for key 175:</w:t>
+      </w:r>
+    </w:p>
+    <w:p>
+      <w:r>
+        <w:t xml:space="preserve">bucket = </w:t>
+      </w:r>
+      <w:proofErr w:type="spellStart"/>
+      <w:proofErr w:type="gramStart"/>
+      <w:r>
+        <w:t>this.buckets</w:t>
+      </w:r>
+      <w:proofErr w:type="spellEnd"/>
+      <w:proofErr w:type="gramEnd"/>
+      <w:r>
+        <w:t>[175</w:t>
+      </w:r>
+      <w:proofErr w:type="gramStart"/>
+      <w:r>
+        <w:t>];</w:t>
+      </w:r>
+      <w:proofErr w:type="gramEnd"/>
+    </w:p>
+    <w:p>
+      <w:proofErr w:type="spellStart"/>
+      <w:proofErr w:type="gramStart"/>
+      <w:r>
+        <w:t>bucket.push</w:t>
+      </w:r>
+      <w:proofErr w:type="spellEnd"/>
+      <w:proofErr w:type="gramEnd"/>
+      <w:r>
+        <w:t>(175</w:t>
+      </w:r>
+      <w:proofErr w:type="gramStart"/>
+      <w:r>
+        <w:t>);</w:t>
+      </w:r>
+      <w:proofErr w:type="gramEnd"/>
     </w:p>
     <w:p>
       <w:pPr>
@@ -530,13 +933,23 @@
         </w:numPr>
       </w:pPr>
       <w:r>
-        <w:t>Now this.buckets[175] contains [175].</w:t>
+        <w:t xml:space="preserve">Now </w:t>
+      </w:r>
+      <w:proofErr w:type="spellStart"/>
+      <w:proofErr w:type="gramStart"/>
+      <w:r>
+        <w:t>this.buckets</w:t>
+      </w:r>
+      <w:proofErr w:type="spellEnd"/>
+      <w:proofErr w:type="gramEnd"/>
+      <w:r>
+        <w:t>[175] contains [175].</w:t>
       </w:r>
     </w:p>
     <w:p>
       <w:r>
         <w:pict w14:anchorId="515095B1">
-          <v:rect id="_x0000_i1229" style="width:0;height:1.5pt" o:hralign="center" o:hrstd="t" o:hr="t" fillcolor="#a0a0a0" stroked="f"/>
+          <v:rect id="_x0000_i1031" style="width:0;height:1.5pt" o:hralign="center" o:hrstd="t" o:hr="t" fillcolor="#a0a0a0" stroked="f"/>
         </w:pict>
       </w:r>
     </w:p>
@@ -577,8 +990,13 @@
     </w:p>
     <w:p>
       <w:r>
-        <w:t>got it now same remove and contains</w:t>
-      </w:r>
+        <w:t xml:space="preserve">got it now same remove and </w:t>
+      </w:r>
+      <w:proofErr w:type="gramStart"/>
+      <w:r>
+        <w:t>contains</w:t>
+      </w:r>
+      <w:proofErr w:type="gramEnd"/>
     </w:p>
     <w:p>
       <w:pPr>
@@ -627,28 +1045,117 @@
     </w:p>
     <w:p>
       <w:r>
-        <w:t>remove(key) {</w:t>
-      </w:r>
-    </w:p>
-    <w:p>
-      <w:r>
-        <w:t xml:space="preserve">  const idx = this._hash(key);</w:t>
-      </w:r>
-    </w:p>
-    <w:p>
-      <w:r>
-        <w:t xml:space="preserve">  const bucket = this.buckets[idx];</w:t>
-      </w:r>
-    </w:p>
-    <w:p>
-      <w:r>
-        <w:t xml:space="preserve">  const pos = bucket.indexOf(key);</w:t>
-      </w:r>
-    </w:p>
-    <w:p>
-      <w:r>
-        <w:t xml:space="preserve">  if (pos !== -1) bucket.splice(pos, 1);</w:t>
-      </w:r>
+        <w:t>remove(</w:t>
+      </w:r>
+      <w:proofErr w:type="gramStart"/>
+      <w:r>
+        <w:t>key) {</w:t>
+      </w:r>
+      <w:proofErr w:type="gramEnd"/>
+    </w:p>
+    <w:p>
+      <w:r>
+        <w:t xml:space="preserve">  const </w:t>
+      </w:r>
+      <w:proofErr w:type="spellStart"/>
+      <w:r>
+        <w:t>idx</w:t>
+      </w:r>
+      <w:proofErr w:type="spellEnd"/>
+      <w:r>
+        <w:t xml:space="preserve"> = </w:t>
+      </w:r>
+      <w:proofErr w:type="spellStart"/>
+      <w:proofErr w:type="gramStart"/>
+      <w:r>
+        <w:t>this._</w:t>
+      </w:r>
+      <w:proofErr w:type="gramEnd"/>
+      <w:r>
+        <w:t>hash</w:t>
+      </w:r>
+      <w:proofErr w:type="spellEnd"/>
+      <w:r>
+        <w:t>(key</w:t>
+      </w:r>
+      <w:proofErr w:type="gramStart"/>
+      <w:r>
+        <w:t>);</w:t>
+      </w:r>
+      <w:proofErr w:type="gramEnd"/>
+    </w:p>
+    <w:p>
+      <w:r>
+        <w:t xml:space="preserve">  const bucket = </w:t>
+      </w:r>
+      <w:proofErr w:type="spellStart"/>
+      <w:proofErr w:type="gramStart"/>
+      <w:r>
+        <w:t>this.buckets</w:t>
+      </w:r>
+      <w:proofErr w:type="spellEnd"/>
+      <w:proofErr w:type="gramEnd"/>
+      <w:r>
+        <w:t>[</w:t>
+      </w:r>
+      <w:proofErr w:type="spellStart"/>
+      <w:r>
+        <w:t>idx</w:t>
+      </w:r>
+      <w:proofErr w:type="spellEnd"/>
+      <w:proofErr w:type="gramStart"/>
+      <w:r>
+        <w:t>];</w:t>
+      </w:r>
+      <w:proofErr w:type="gramEnd"/>
+    </w:p>
+    <w:p>
+      <w:r>
+        <w:t xml:space="preserve">  const pos = </w:t>
+      </w:r>
+      <w:proofErr w:type="spellStart"/>
+      <w:proofErr w:type="gramStart"/>
+      <w:r>
+        <w:t>bucket.indexOf</w:t>
+      </w:r>
+      <w:proofErr w:type="spellEnd"/>
+      <w:proofErr w:type="gramEnd"/>
+      <w:r>
+        <w:t>(key</w:t>
+      </w:r>
+      <w:proofErr w:type="gramStart"/>
+      <w:r>
+        <w:t>);</w:t>
+      </w:r>
+      <w:proofErr w:type="gramEnd"/>
+    </w:p>
+    <w:p>
+      <w:r>
+        <w:t xml:space="preserve">  if (</w:t>
+      </w:r>
+      <w:proofErr w:type="gramStart"/>
+      <w:r>
+        <w:t>pos !</w:t>
+      </w:r>
+      <w:proofErr w:type="gramEnd"/>
+      <w:r>
+        <w:t xml:space="preserve">== -1) </w:t>
+      </w:r>
+      <w:proofErr w:type="spellStart"/>
+      <w:proofErr w:type="gramStart"/>
+      <w:r>
+        <w:t>bucket.splice</w:t>
+      </w:r>
+      <w:proofErr w:type="spellEnd"/>
+      <w:proofErr w:type="gramEnd"/>
+      <w:r>
+        <w:t>(pos, 1</w:t>
+      </w:r>
+      <w:proofErr w:type="gramStart"/>
+      <w:r>
+        <w:t>);</w:t>
+      </w:r>
+      <w:proofErr w:type="gramEnd"/>
     </w:p>
     <w:p>
       <w:r>
@@ -658,7 +1165,7 @@
     <w:p>
       <w:r>
         <w:pict w14:anchorId="1B8B8ACF">
-          <v:rect id="_x0000_i1230" style="width:0;height:1.5pt" o:hralign="center" o:hrstd="t" o:hr="t" fillcolor="#a0a0a0" stroked="f"/>
+          <v:rect id="_x0000_i1032" style="width:0;height:1.5pt" o:hralign="center" o:hrstd="t" o:hr="t" fillcolor="#a0a0a0" stroked="f"/>
         </w:pict>
       </w:r>
     </w:p>
@@ -684,18 +1191,53 @@
           <w:numId w:val="13"/>
         </w:numPr>
       </w:pPr>
-      <w:r>
-        <w:rPr>
-          <w:b/>
-          <w:bCs/>
-        </w:rPr>
-        <w:t>Compute bucket index</w:t>
-      </w:r>
-    </w:p>
-    <w:p>
-      <w:r>
-        <w:t>const idx = this._hash(key);</w:t>
-      </w:r>
+      <w:proofErr w:type="gramStart"/>
+      <w:r>
+        <w:rPr>
+          <w:b/>
+          <w:bCs/>
+        </w:rPr>
+        <w:t>Compute</w:t>
+      </w:r>
+      <w:proofErr w:type="gramEnd"/>
+      <w:r>
+        <w:rPr>
+          <w:b/>
+          <w:bCs/>
+        </w:rPr>
+        <w:t xml:space="preserve"> bucket index</w:t>
+      </w:r>
+    </w:p>
+    <w:p>
+      <w:r>
+        <w:t xml:space="preserve">const </w:t>
+      </w:r>
+      <w:proofErr w:type="spellStart"/>
+      <w:r>
+        <w:t>idx</w:t>
+      </w:r>
+      <w:proofErr w:type="spellEnd"/>
+      <w:r>
+        <w:t xml:space="preserve"> = </w:t>
+      </w:r>
+      <w:proofErr w:type="spellStart"/>
+      <w:proofErr w:type="gramStart"/>
+      <w:r>
+        <w:t>this._</w:t>
+      </w:r>
+      <w:proofErr w:type="gramEnd"/>
+      <w:r>
+        <w:t>hash</w:t>
+      </w:r>
+      <w:proofErr w:type="spellEnd"/>
+      <w:r>
+        <w:t>(key</w:t>
+      </w:r>
+      <w:proofErr w:type="gramStart"/>
+      <w:r>
+        <w:t>);</w:t>
+      </w:r>
+      <w:proofErr w:type="gramEnd"/>
     </w:p>
     <w:p>
       <w:pPr>
@@ -716,14 +1258,22 @@
         </w:numPr>
       </w:pPr>
       <w:r>
-        <w:t>Example: key = 175 → idx = 175 % 1000 = 175</w:t>
+        <w:t xml:space="preserve">Example: key = 175 → </w:t>
+      </w:r>
+      <w:proofErr w:type="spellStart"/>
+      <w:r>
+        <w:t>idx</w:t>
+      </w:r>
+      <w:proofErr w:type="spellEnd"/>
+      <w:r>
+        <w:t xml:space="preserve"> = 175 % 1000 = 175</w:t>
       </w:r>
     </w:p>
     <w:p>
       <w:r>
         <w:lastRenderedPageBreak/>
         <w:pict w14:anchorId="5358E311">
-          <v:rect id="_x0000_i1231" style="width:0;height:1.5pt" o:hralign="center" o:hrstd="t" o:hr="t" fillcolor="#a0a0a0" stroked="f"/>
+          <v:rect id="_x0000_i1033" style="width:0;height:1.5pt" o:hralign="center" o:hrstd="t" o:hr="t" fillcolor="#a0a0a0" stroked="f"/>
         </w:pict>
       </w:r>
     </w:p>
@@ -744,8 +1294,28 @@
     </w:p>
     <w:p>
       <w:r>
-        <w:t>const bucket = this.buckets[idx];</w:t>
-      </w:r>
+        <w:t xml:space="preserve">const bucket = </w:t>
+      </w:r>
+      <w:proofErr w:type="spellStart"/>
+      <w:proofErr w:type="gramStart"/>
+      <w:r>
+        <w:t>this.buckets</w:t>
+      </w:r>
+      <w:proofErr w:type="spellEnd"/>
+      <w:proofErr w:type="gramEnd"/>
+      <w:r>
+        <w:t>[</w:t>
+      </w:r>
+      <w:proofErr w:type="spellStart"/>
+      <w:r>
+        <w:t>idx</w:t>
+      </w:r>
+      <w:proofErr w:type="spellEnd"/>
+      <w:proofErr w:type="gramStart"/>
+      <w:r>
+        <w:t>];</w:t>
+      </w:r>
+      <w:proofErr w:type="gramEnd"/>
     </w:p>
     <w:p>
       <w:pPr>
@@ -765,13 +1335,23 @@
         <w:t>would be stored</w:t>
       </w:r>
       <w:r>
-        <w:t>, e.g., this.buckets[175].</w:t>
+        <w:t xml:space="preserve">, e.g., </w:t>
+      </w:r>
+      <w:proofErr w:type="spellStart"/>
+      <w:proofErr w:type="gramStart"/>
+      <w:r>
+        <w:t>this.buckets</w:t>
+      </w:r>
+      <w:proofErr w:type="spellEnd"/>
+      <w:proofErr w:type="gramEnd"/>
+      <w:r>
+        <w:t>[175].</w:t>
       </w:r>
     </w:p>
     <w:p>
       <w:r>
         <w:pict w14:anchorId="140BE20A">
-          <v:rect id="_x0000_i1232" style="width:0;height:1.5pt" o:hralign="center" o:hrstd="t" o:hr="t" fillcolor="#a0a0a0" stroked="f"/>
+          <v:rect id="_x0000_i1034" style="width:0;height:1.5pt" o:hralign="center" o:hrstd="t" o:hr="t" fillcolor="#a0a0a0" stroked="f"/>
         </w:pict>
       </w:r>
     </w:p>
@@ -792,8 +1372,23 @@
     </w:p>
     <w:p>
       <w:r>
-        <w:t>const pos = bucket.indexOf(key);</w:t>
-      </w:r>
+        <w:t xml:space="preserve">const pos = </w:t>
+      </w:r>
+      <w:proofErr w:type="spellStart"/>
+      <w:proofErr w:type="gramStart"/>
+      <w:r>
+        <w:t>bucket.indexOf</w:t>
+      </w:r>
+      <w:proofErr w:type="spellEnd"/>
+      <w:proofErr w:type="gramEnd"/>
+      <w:r>
+        <w:t>(key</w:t>
+      </w:r>
+      <w:proofErr w:type="gramStart"/>
+      <w:r>
+        <w:t>);</w:t>
+      </w:r>
+      <w:proofErr w:type="gramEnd"/>
     </w:p>
     <w:p>
       <w:pPr>
@@ -802,8 +1397,13 @@
           <w:numId w:val="18"/>
         </w:numPr>
       </w:pPr>
-      <w:r>
-        <w:t>indexOf(key) returns the index of the key in the bucket array.</w:t>
+      <w:proofErr w:type="spellStart"/>
+      <w:r>
+        <w:t>indexOf</w:t>
+      </w:r>
+      <w:proofErr w:type="spellEnd"/>
+      <w:r>
+        <w:t>(key) returns the index of the key in the bucket array.</w:t>
       </w:r>
     </w:p>
     <w:p>
@@ -814,13 +1414,21 @@
         </w:numPr>
       </w:pPr>
       <w:r>
-        <w:t>If the key isn’t found, indexOf returns -1.</w:t>
+        <w:t xml:space="preserve">If the key isn’t found, </w:t>
+      </w:r>
+      <w:proofErr w:type="spellStart"/>
+      <w:r>
+        <w:t>indexOf</w:t>
+      </w:r>
+      <w:proofErr w:type="spellEnd"/>
+      <w:r>
+        <w:t xml:space="preserve"> returns -1.</w:t>
       </w:r>
     </w:p>
     <w:p>
       <w:r>
         <w:pict w14:anchorId="26EB4B76">
-          <v:rect id="_x0000_i1233" style="width:0;height:1.5pt" o:hralign="center" o:hrstd="t" o:hr="t" fillcolor="#a0a0a0" stroked="f"/>
+          <v:rect id="_x0000_i1035" style="width:0;height:1.5pt" o:hralign="center" o:hrstd="t" o:hr="t" fillcolor="#a0a0a0" stroked="f"/>
         </w:pict>
       </w:r>
     </w:p>
@@ -841,8 +1449,31 @@
     </w:p>
     <w:p>
       <w:r>
-        <w:t>if (pos !== -1) bucket.splice(pos, 1);</w:t>
-      </w:r>
+        <w:t>if (</w:t>
+      </w:r>
+      <w:proofErr w:type="gramStart"/>
+      <w:r>
+        <w:t>pos !</w:t>
+      </w:r>
+      <w:proofErr w:type="gramEnd"/>
+      <w:r>
+        <w:t xml:space="preserve">== -1) </w:t>
+      </w:r>
+      <w:proofErr w:type="spellStart"/>
+      <w:proofErr w:type="gramStart"/>
+      <w:r>
+        <w:t>bucket.splice</w:t>
+      </w:r>
+      <w:proofErr w:type="spellEnd"/>
+      <w:proofErr w:type="gramEnd"/>
+      <w:r>
+        <w:t>(pos, 1</w:t>
+      </w:r>
+      <w:proofErr w:type="gramStart"/>
+      <w:r>
+        <w:t>);</w:t>
+      </w:r>
+      <w:proofErr w:type="gramEnd"/>
     </w:p>
     <w:p>
       <w:pPr>
@@ -851,8 +1482,13 @@
           <w:numId w:val="20"/>
         </w:numPr>
       </w:pPr>
-      <w:r>
-        <w:t xml:space="preserve">splice(pos, 1) removes </w:t>
+      <w:proofErr w:type="gramStart"/>
+      <w:r>
+        <w:t>splice(</w:t>
+      </w:r>
+      <w:proofErr w:type="gramEnd"/>
+      <w:r>
+        <w:t xml:space="preserve">pos, 1) removes </w:t>
       </w:r>
       <w:r>
         <w:rPr>
@@ -873,13 +1509,31 @@
         </w:numPr>
       </w:pPr>
       <w:r>
-        <w:t>Since bucket is a reference to this.buckets[idx], the original bucket in the hash set is updated.</w:t>
+        <w:t xml:space="preserve">Since bucket is a reference to </w:t>
+      </w:r>
+      <w:proofErr w:type="spellStart"/>
+      <w:proofErr w:type="gramStart"/>
+      <w:r>
+        <w:t>this.buckets</w:t>
+      </w:r>
+      <w:proofErr w:type="spellEnd"/>
+      <w:proofErr w:type="gramEnd"/>
+      <w:r>
+        <w:t>[</w:t>
+      </w:r>
+      <w:proofErr w:type="spellStart"/>
+      <w:r>
+        <w:t>idx</w:t>
+      </w:r>
+      <w:proofErr w:type="spellEnd"/>
+      <w:r>
+        <w:t>], the original bucket in the hash set is updated.</w:t>
       </w:r>
     </w:p>
     <w:p>
       <w:r>
         <w:pict w14:anchorId="2BBABFB1">
-          <v:rect id="_x0000_i1234" style="width:0;height:1.5pt" o:hralign="center" o:hrstd="t" o:hr="t" fillcolor="#a0a0a0" stroked="f"/>
+          <v:rect id="_x0000_i1036" style="width:0;height:1.5pt" o:hralign="center" o:hrstd="t" o:hr="t" fillcolor="#a0a0a0" stroked="f"/>
         </w:pict>
       </w:r>
     </w:p>
@@ -905,13 +1559,67 @@
     </w:p>
     <w:p>
       <w:r>
-        <w:t xml:space="preserve">  const idx = this._hash(key);</w:t>
-      </w:r>
-    </w:p>
-    <w:p>
-      <w:r>
-        <w:t xml:space="preserve">  return this.buckets[idx].includes(key);</w:t>
-      </w:r>
+        <w:t xml:space="preserve">  const </w:t>
+      </w:r>
+      <w:proofErr w:type="spellStart"/>
+      <w:r>
+        <w:t>idx</w:t>
+      </w:r>
+      <w:proofErr w:type="spellEnd"/>
+      <w:r>
+        <w:t xml:space="preserve"> = </w:t>
+      </w:r>
+      <w:proofErr w:type="spellStart"/>
+      <w:proofErr w:type="gramStart"/>
+      <w:r>
+        <w:t>this._</w:t>
+      </w:r>
+      <w:proofErr w:type="gramEnd"/>
+      <w:r>
+        <w:t>hash</w:t>
+      </w:r>
+      <w:proofErr w:type="spellEnd"/>
+      <w:r>
+        <w:t>(key</w:t>
+      </w:r>
+      <w:proofErr w:type="gramStart"/>
+      <w:r>
+        <w:t>);</w:t>
+      </w:r>
+      <w:proofErr w:type="gramEnd"/>
+    </w:p>
+    <w:p>
+      <w:r>
+        <w:t xml:space="preserve">  return </w:t>
+      </w:r>
+      <w:proofErr w:type="spellStart"/>
+      <w:proofErr w:type="gramStart"/>
+      <w:r>
+        <w:t>this.buckets</w:t>
+      </w:r>
+      <w:proofErr w:type="spellEnd"/>
+      <w:proofErr w:type="gramEnd"/>
+      <w:r>
+        <w:t>[</w:t>
+      </w:r>
+      <w:proofErr w:type="spellStart"/>
+      <w:r>
+        <w:t>idx</w:t>
+      </w:r>
+      <w:proofErr w:type="spellEnd"/>
+      <w:proofErr w:type="gramStart"/>
+      <w:r>
+        <w:t>].includes</w:t>
+      </w:r>
+      <w:proofErr w:type="gramEnd"/>
+      <w:r>
+        <w:t>(key</w:t>
+      </w:r>
+      <w:proofErr w:type="gramStart"/>
+      <w:r>
+        <w:t>);</w:t>
+      </w:r>
+      <w:proofErr w:type="gramEnd"/>
     </w:p>
     <w:p>
       <w:r>
@@ -937,7 +1645,27 @@
       </w:r>
       <w:r>
         <w:br/>
-        <w:t>idx = this._hash(key)</w:t>
+      </w:r>
+      <w:proofErr w:type="spellStart"/>
+      <w:r>
+        <w:t>idx</w:t>
+      </w:r>
+      <w:proofErr w:type="spellEnd"/>
+      <w:r>
+        <w:t xml:space="preserve"> = </w:t>
+      </w:r>
+      <w:proofErr w:type="spellStart"/>
+      <w:proofErr w:type="gramStart"/>
+      <w:r>
+        <w:t>this._</w:t>
+      </w:r>
+      <w:proofErr w:type="gramEnd"/>
+      <w:r>
+        <w:t>hash</w:t>
+      </w:r>
+      <w:proofErr w:type="spellEnd"/>
+      <w:r>
+        <w:t>(key)</w:t>
       </w:r>
     </w:p>
     <w:p>
@@ -959,7 +1687,24 @@
       </w:r>
       <w:r>
         <w:br/>
-        <w:t>this.buckets[idx] is the array for that key.</w:t>
+      </w:r>
+      <w:proofErr w:type="spellStart"/>
+      <w:proofErr w:type="gramStart"/>
+      <w:r>
+        <w:t>this.buckets</w:t>
+      </w:r>
+      <w:proofErr w:type="spellEnd"/>
+      <w:proofErr w:type="gramEnd"/>
+      <w:r>
+        <w:t>[</w:t>
+      </w:r>
+      <w:proofErr w:type="spellStart"/>
+      <w:r>
+        <w:t>idx</w:t>
+      </w:r>
+      <w:proofErr w:type="spellEnd"/>
+      <w:r>
+        <w:t>] is the array for that key.</w:t>
       </w:r>
     </w:p>
     <w:p>
@@ -988,7 +1733,7 @@
       <w:r>
         <w:lastRenderedPageBreak/>
         <w:pict w14:anchorId="3658AA44">
-          <v:rect id="_x0000_i1235" style="width:0;height:1.5pt" o:hralign="center" o:hrstd="t" o:hr="t" fillcolor="#a0a0a0" stroked="f"/>
+          <v:rect id="_x0000_i1037" style="width:0;height:1.5pt" o:hralign="center" o:hrstd="t" o:hr="t" fillcolor="#a0a0a0" stroked="f"/>
         </w:pict>
       </w:r>
     </w:p>
@@ -1099,8 +1844,13 @@
             <w:hideMark/>
           </w:tcPr>
           <w:p>
+            <w:proofErr w:type="gramStart"/>
             <w:r>
-              <w:t>Compute bucket → get array → check → push</w:t>
+              <w:t>Compute</w:t>
+            </w:r>
+            <w:proofErr w:type="gramEnd"/>
+            <w:r>
+              <w:t xml:space="preserve"> bucket → get array → check → push</w:t>
             </w:r>
           </w:p>
         </w:tc>
@@ -1157,8 +1907,13 @@
             <w:hideMark/>
           </w:tcPr>
           <w:p>
+            <w:proofErr w:type="gramStart"/>
             <w:r>
-              <w:t>Compute bucket → get array → check includes</w:t>
+              <w:t>Compute</w:t>
+            </w:r>
+            <w:proofErr w:type="gramEnd"/>
+            <w:r>
+              <w:t xml:space="preserve"> bucket → get array → check includes</w:t>
             </w:r>
           </w:p>
         </w:tc>
@@ -1183,13 +1938,31 @@
         <w:t>reference</w:t>
       </w:r>
       <w:r>
-        <w:t xml:space="preserve"> to the specific array inside buckets. Any operation on bucket affects this.buckets[idx].</w:t>
+        <w:t xml:space="preserve"> to the specific array inside buckets. Any operation on bucket affects </w:t>
+      </w:r>
+      <w:proofErr w:type="spellStart"/>
+      <w:proofErr w:type="gramStart"/>
+      <w:r>
+        <w:t>this.buckets</w:t>
+      </w:r>
+      <w:proofErr w:type="spellEnd"/>
+      <w:proofErr w:type="gramEnd"/>
+      <w:r>
+        <w:t>[</w:t>
+      </w:r>
+      <w:proofErr w:type="spellStart"/>
+      <w:r>
+        <w:t>idx</w:t>
+      </w:r>
+      <w:proofErr w:type="spellEnd"/>
+      <w:r>
+        <w:t>].</w:t>
       </w:r>
     </w:p>
     <w:p>
       <w:r>
         <w:pict w14:anchorId="0288B8B1">
-          <v:rect id="_x0000_i1236" style="width:0;height:1.5pt" o:hralign="center" o:hrstd="t" o:hr="t" fillcolor="#a0a0a0" stroked="f"/>
+          <v:rect id="_x0000_i1038" style="width:0;height:1.5pt" o:hralign="center" o:hrstd="t" o:hr="t" fillcolor="#a0a0a0" stroked="f"/>
         </w:pict>
       </w:r>
     </w:p>
@@ -1230,7 +2003,25 @@
     </w:p>
     <w:p>
       <w:r>
-        <w:t xml:space="preserve">const pos = bucket.indexOf(key); so this will return 175 and will get store in pos right </w:t>
+        <w:t xml:space="preserve">const pos = </w:t>
+      </w:r>
+      <w:proofErr w:type="spellStart"/>
+      <w:proofErr w:type="gramStart"/>
+      <w:r>
+        <w:t>bucket.indexOf</w:t>
+      </w:r>
+      <w:proofErr w:type="spellEnd"/>
+      <w:proofErr w:type="gramEnd"/>
+      <w:r>
+        <w:t xml:space="preserve">(key); </w:t>
+      </w:r>
+      <w:proofErr w:type="gramStart"/>
+      <w:r>
+        <w:t>so</w:t>
+      </w:r>
+      <w:proofErr w:type="gramEnd"/>
+      <w:r>
+        <w:t xml:space="preserve"> this will return 175 and will get store in pos right </w:t>
       </w:r>
     </w:p>
     <w:p>
@@ -1255,8 +2046,23 @@
     </w:p>
     <w:p>
       <w:r>
-        <w:t>const pos = bucket.indexOf(key);</w:t>
-      </w:r>
+        <w:t xml:space="preserve">const pos = </w:t>
+      </w:r>
+      <w:proofErr w:type="spellStart"/>
+      <w:proofErr w:type="gramStart"/>
+      <w:r>
+        <w:t>bucket.indexOf</w:t>
+      </w:r>
+      <w:proofErr w:type="spellEnd"/>
+      <w:proofErr w:type="gramEnd"/>
+      <w:r>
+        <w:t>(key</w:t>
+      </w:r>
+      <w:proofErr w:type="gramStart"/>
+      <w:r>
+        <w:t>);</w:t>
+      </w:r>
+      <w:proofErr w:type="gramEnd"/>
     </w:p>
     <w:p>
       <w:pPr>
@@ -1286,8 +2092,13 @@
           <w:numId w:val="22"/>
         </w:numPr>
       </w:pPr>
-      <w:r>
-        <w:t xml:space="preserve">indexOf(key) </w:t>
+      <w:proofErr w:type="spellStart"/>
+      <w:r>
+        <w:t>indexOf</w:t>
+      </w:r>
+      <w:proofErr w:type="spellEnd"/>
+      <w:r>
+        <w:t xml:space="preserve">(key) </w:t>
       </w:r>
       <w:r>
         <w:rPr>
@@ -1313,7 +2124,7 @@
     <w:p>
       <w:r>
         <w:pict w14:anchorId="52220470">
-          <v:rect id="_x0000_i1237" style="width:0;height:1.5pt" o:hralign="center" o:hrstd="t" o:hr="t" fillcolor="#a0a0a0" stroked="f"/>
+          <v:rect id="_x0000_i1039" style="width:0;height:1.5pt" o:hralign="center" o:hrstd="t" o:hr="t" fillcolor="#a0a0a0" stroked="f"/>
         </w:pict>
       </w:r>
     </w:p>
@@ -1339,13 +2150,23 @@
     </w:p>
     <w:p>
       <w:r>
-        <w:t>bucket = [15, 175, 999];</w:t>
-      </w:r>
-    </w:p>
-    <w:p>
-      <w:r>
-        <w:t>key = 175;</w:t>
-      </w:r>
+        <w:t>bucket = [15, 175, 999</w:t>
+      </w:r>
+      <w:proofErr w:type="gramStart"/>
+      <w:r>
+        <w:t>];</w:t>
+      </w:r>
+      <w:proofErr w:type="gramEnd"/>
+    </w:p>
+    <w:p>
+      <w:r>
+        <w:t xml:space="preserve">key = </w:t>
+      </w:r>
+      <w:proofErr w:type="gramStart"/>
+      <w:r>
+        <w:t>175;</w:t>
+      </w:r>
+      <w:proofErr w:type="gramEnd"/>
     </w:p>
     <w:p>
       <w:pPr>
@@ -1354,8 +2175,15 @@
           <w:numId w:val="23"/>
         </w:numPr>
       </w:pPr>
-      <w:r>
-        <w:t xml:space="preserve">bucket.indexOf(175) → </w:t>
+      <w:proofErr w:type="spellStart"/>
+      <w:proofErr w:type="gramStart"/>
+      <w:r>
+        <w:t>bucket.indexOf</w:t>
+      </w:r>
+      <w:proofErr w:type="spellEnd"/>
+      <w:proofErr w:type="gramEnd"/>
+      <w:r>
+        <w:t xml:space="preserve">(175) → </w:t>
       </w:r>
       <w:r>
         <w:rPr>
@@ -1383,7 +2211,7 @@
     <w:p>
       <w:r>
         <w:pict w14:anchorId="7E1127FC">
-          <v:rect id="_x0000_i1238" style="width:0;height:1.5pt" o:hralign="center" o:hrstd="t" o:hr="t" fillcolor="#a0a0a0" stroked="f"/>
+          <v:rect id="_x0000_i1040" style="width:0;height:1.5pt" o:hralign="center" o:hrstd="t" o:hr="t" fillcolor="#a0a0a0" stroked="f"/>
         </w:pict>
       </w:r>
     </w:p>
@@ -1394,13 +2222,23 @@
     </w:p>
     <w:p>
       <w:r>
-        <w:t>bucket = [15, 999];</w:t>
-      </w:r>
-    </w:p>
-    <w:p>
-      <w:r>
-        <w:t>key = 175;</w:t>
-      </w:r>
+        <w:t>bucket = [15, 999</w:t>
+      </w:r>
+      <w:proofErr w:type="gramStart"/>
+      <w:r>
+        <w:t>];</w:t>
+      </w:r>
+      <w:proofErr w:type="gramEnd"/>
+    </w:p>
+    <w:p>
+      <w:r>
+        <w:t xml:space="preserve">key = </w:t>
+      </w:r>
+      <w:proofErr w:type="gramStart"/>
+      <w:r>
+        <w:t>175;</w:t>
+      </w:r>
+      <w:proofErr w:type="gramEnd"/>
     </w:p>
     <w:p>
       <w:pPr>
@@ -1409,8 +2247,15 @@
           <w:numId w:val="24"/>
         </w:numPr>
       </w:pPr>
-      <w:r>
-        <w:t xml:space="preserve">bucket.indexOf(175) → </w:t>
+      <w:proofErr w:type="spellStart"/>
+      <w:proofErr w:type="gramStart"/>
+      <w:r>
+        <w:t>bucket.indexOf</w:t>
+      </w:r>
+      <w:proofErr w:type="spellEnd"/>
+      <w:proofErr w:type="gramEnd"/>
+      <w:r>
+        <w:t xml:space="preserve">(175) → </w:t>
       </w:r>
       <w:r>
         <w:rPr>
@@ -1426,7 +2271,7 @@
     <w:p>
       <w:r>
         <w:pict w14:anchorId="7337E395">
-          <v:rect id="_x0000_i1239" style="width:0;height:1.5pt" o:hralign="center" o:hrstd="t" o:hr="t" fillcolor="#a0a0a0" stroked="f"/>
+          <v:rect id="_x0000_i1041" style="width:0;height:1.5pt" o:hralign="center" o:hrstd="t" o:hr="t" fillcolor="#a0a0a0" stroked="f"/>
         </w:pict>
       </w:r>
     </w:p>
@@ -1489,8 +2334,31 @@
     </w:p>
     <w:p>
       <w:r>
-        <w:t>if (pos !== -1) bucket.splice(pos, 1);</w:t>
-      </w:r>
+        <w:t>if (</w:t>
+      </w:r>
+      <w:proofErr w:type="gramStart"/>
+      <w:r>
+        <w:t>pos !</w:t>
+      </w:r>
+      <w:proofErr w:type="gramEnd"/>
+      <w:r>
+        <w:t xml:space="preserve">== -1) </w:t>
+      </w:r>
+      <w:proofErr w:type="spellStart"/>
+      <w:proofErr w:type="gramStart"/>
+      <w:r>
+        <w:t>bucket.splice</w:t>
+      </w:r>
+      <w:proofErr w:type="spellEnd"/>
+      <w:proofErr w:type="gramEnd"/>
+      <w:r>
+        <w:t>(pos, 1</w:t>
+      </w:r>
+      <w:proofErr w:type="gramStart"/>
+      <w:r>
+        <w:t>);</w:t>
+      </w:r>
+      <w:proofErr w:type="gramEnd"/>
     </w:p>
     <w:p>
       <w:pPr>
@@ -1500,13 +2368,21 @@
         </w:numPr>
       </w:pPr>
       <w:r>
-        <w:t>Here splice(1, 1) removes the element at index 1, which is 175.</w:t>
+        <w:t xml:space="preserve">Here </w:t>
+      </w:r>
+      <w:proofErr w:type="gramStart"/>
+      <w:r>
+        <w:t>splice(</w:t>
+      </w:r>
+      <w:proofErr w:type="gramEnd"/>
+      <w:r>
+        <w:t>1, 1) removes the element at index 1, which is 175.</w:t>
       </w:r>
     </w:p>
     <w:p>
       <w:r>
         <w:pict w14:anchorId="4222C0D7">
-          <v:rect id="_x0000_i1240" style="width:0;height:1.5pt" o:hralign="center" o:hrstd="t" o:hr="t" fillcolor="#a0a0a0" stroked="f"/>
+          <v:rect id="_x0000_i1042" style="width:0;height:1.5pt" o:hralign="center" o:hrstd="t" o:hr="t" fillcolor="#a0a0a0" stroked="f"/>
         </w:pict>
       </w:r>
     </w:p>
@@ -1519,7 +2395,23 @@
           <w:b/>
           <w:bCs/>
         </w:rPr>
-        <w:t>visual example showing buckets, bucket, and positions`</w:t>
+        <w:t xml:space="preserve">visual example showing buckets, </w:t>
+      </w:r>
+      <w:proofErr w:type="gramStart"/>
+      <w:r>
+        <w:rPr>
+          <w:b/>
+          <w:bCs/>
+        </w:rPr>
+        <w:t>bucket</w:t>
+      </w:r>
+      <w:proofErr w:type="gramEnd"/>
+      <w:r>
+        <w:rPr>
+          <w:b/>
+          <w:bCs/>
+        </w:rPr>
+        <w:t>, and positions`</w:t>
       </w:r>
       <w:r>
         <w:t xml:space="preserve"> so it’s crystal clear.</w:t>
@@ -1546,8 +2438,45 @@
       </w:r>
     </w:p>
     <w:p>
-      <w:r>
-        <w:t xml:space="preserve">idx = 175 % 1000 = 175 here we have removed indx as 175 so inn list of arrays 0n 175th index we gonna store 175 key right? </w:t>
+      <w:proofErr w:type="spellStart"/>
+      <w:r>
+        <w:t>idx</w:t>
+      </w:r>
+      <w:proofErr w:type="spellEnd"/>
+      <w:r>
+        <w:t xml:space="preserve"> = 175 % 1000 = 175 here we have removed </w:t>
+      </w:r>
+      <w:proofErr w:type="spellStart"/>
+      <w:r>
+        <w:t>indx</w:t>
+      </w:r>
+      <w:proofErr w:type="spellEnd"/>
+      <w:r>
+        <w:t xml:space="preserve"> as 175 so </w:t>
+      </w:r>
+      <w:proofErr w:type="gramStart"/>
+      <w:r>
+        <w:t>inn</w:t>
+      </w:r>
+      <w:proofErr w:type="gramEnd"/>
+      <w:r>
+        <w:t xml:space="preserve"> list of arrays 0n 175th index we </w:t>
+      </w:r>
+      <w:proofErr w:type="spellStart"/>
+      <w:r>
+        <w:t>gonna</w:t>
+      </w:r>
+      <w:proofErr w:type="spellEnd"/>
+      <w:r>
+        <w:t xml:space="preserve"> store 175 </w:t>
+      </w:r>
+      <w:proofErr w:type="gramStart"/>
+      <w:r>
+        <w:t>key</w:t>
+      </w:r>
+      <w:proofErr w:type="gramEnd"/>
+      <w:r>
+        <w:t xml:space="preserve"> right? </w:t>
       </w:r>
     </w:p>
     <w:p>
@@ -1573,7 +2502,7 @@
     <w:p>
       <w:r>
         <w:pict w14:anchorId="4A4CDFBB">
-          <v:rect id="_x0000_i1241" style="width:0;height:1.5pt" o:hralign="center" o:hrstd="t" o:hr="t" fillcolor="#a0a0a0" stroked="f"/>
+          <v:rect id="_x0000_i1043" style="width:0;height:1.5pt" o:hralign="center" o:hrstd="t" o:hr="t" fillcolor="#a0a0a0" stroked="f"/>
         </w:pict>
       </w:r>
     </w:p>
@@ -1593,9 +2522,42 @@
       </w:r>
     </w:p>
     <w:p>
-      <w:r>
-        <w:t>this.buckets = Array.from({ length: 1000 }, () =&gt; []);</w:t>
-      </w:r>
+      <w:proofErr w:type="spellStart"/>
+      <w:proofErr w:type="gramStart"/>
+      <w:r>
+        <w:t>this.buckets</w:t>
+      </w:r>
+      <w:proofErr w:type="spellEnd"/>
+      <w:proofErr w:type="gramEnd"/>
+      <w:r>
+        <w:t xml:space="preserve"> = </w:t>
+      </w:r>
+      <w:proofErr w:type="spellStart"/>
+      <w:r>
+        <w:t>Array.from</w:t>
+      </w:r>
+      <w:proofErr w:type="spellEnd"/>
+      <w:proofErr w:type="gramStart"/>
+      <w:r>
+        <w:t>({ length</w:t>
+      </w:r>
+      <w:proofErr w:type="gramEnd"/>
+      <w:r>
+        <w:t xml:space="preserve">: </w:t>
+      </w:r>
+      <w:proofErr w:type="gramStart"/>
+      <w:r>
+        <w:t>1000 }</w:t>
+      </w:r>
+      <w:proofErr w:type="gramEnd"/>
+      <w:r>
+        <w:t>, () =&gt; []</w:t>
+      </w:r>
+      <w:proofErr w:type="gramStart"/>
+      <w:r>
+        <w:t>);</w:t>
+      </w:r>
+      <w:proofErr w:type="gramEnd"/>
     </w:p>
     <w:p>
       <w:pPr>
@@ -1619,13 +2581,23 @@
       </w:r>
     </w:p>
     <w:p>
-      <w:r>
-        <w:t>buckets[0] = []</w:t>
-      </w:r>
-    </w:p>
-    <w:p>
-      <w:r>
-        <w:t>buckets[1] = []</w:t>
+      <w:proofErr w:type="gramStart"/>
+      <w:r>
+        <w:t>buckets[</w:t>
+      </w:r>
+      <w:proofErr w:type="gramEnd"/>
+      <w:r>
+        <w:t>0] = []</w:t>
+      </w:r>
+    </w:p>
+    <w:p>
+      <w:proofErr w:type="gramStart"/>
+      <w:r>
+        <w:t>buckets[</w:t>
+      </w:r>
+      <w:proofErr w:type="gramEnd"/>
+      <w:r>
+        <w:t>1] = []</w:t>
       </w:r>
     </w:p>
     <w:p>
@@ -1635,8 +2607,13 @@
       </w:r>
     </w:p>
     <w:p>
-      <w:r>
-        <w:t>buckets[175] = []</w:t>
+      <w:proofErr w:type="gramStart"/>
+      <w:r>
+        <w:t>buckets[</w:t>
+      </w:r>
+      <w:proofErr w:type="gramEnd"/>
+      <w:r>
+        <w:t>175] = []</w:t>
       </w:r>
     </w:p>
     <w:p>
@@ -1645,14 +2622,19 @@
       </w:r>
     </w:p>
     <w:p>
-      <w:r>
-        <w:t>buckets[999] = []</w:t>
+      <w:proofErr w:type="gramStart"/>
+      <w:r>
+        <w:t>buckets[</w:t>
+      </w:r>
+      <w:proofErr w:type="gramEnd"/>
+      <w:r>
+        <w:t>999] = []</w:t>
       </w:r>
     </w:p>
     <w:p>
       <w:r>
         <w:pict w14:anchorId="022FEACB">
-          <v:rect id="_x0000_i1242" style="width:0;height:1.5pt" o:hralign="center" o:hrstd="t" o:hr="t" fillcolor="#a0a0a0" stroked="f"/>
+          <v:rect id="_x0000_i1044" style="width:0;height:1.5pt" o:hralign="center" o:hrstd="t" o:hr="t" fillcolor="#a0a0a0" stroked="f"/>
         </w:pict>
       </w:r>
     </w:p>
@@ -1672,8 +2654,13 @@
       </w:r>
     </w:p>
     <w:p>
-      <w:r>
-        <w:t>idx = 175 % 1000 = 175</w:t>
+      <w:proofErr w:type="spellStart"/>
+      <w:r>
+        <w:t>idx</w:t>
+      </w:r>
+      <w:proofErr w:type="spellEnd"/>
+      <w:r>
+        <w:t xml:space="preserve"> = 175 % 1000 = 175</w:t>
       </w:r>
     </w:p>
     <w:p>
@@ -1683,8 +2670,13 @@
           <w:numId w:val="30"/>
         </w:numPr>
       </w:pPr>
-      <w:r>
-        <w:t xml:space="preserve">idx tells us </w:t>
+      <w:proofErr w:type="spellStart"/>
+      <w:r>
+        <w:t>idx</w:t>
+      </w:r>
+      <w:proofErr w:type="spellEnd"/>
+      <w:r>
+        <w:t xml:space="preserve"> tells us </w:t>
       </w:r>
       <w:r>
         <w:rPr>
@@ -1705,13 +2697,21 @@
         </w:numPr>
       </w:pPr>
       <w:r>
-        <w:t>So key 175 belongs in buckets[175].</w:t>
+        <w:t xml:space="preserve">So key 175 belongs in </w:t>
+      </w:r>
+      <w:proofErr w:type="gramStart"/>
+      <w:r>
+        <w:t>buckets[</w:t>
+      </w:r>
+      <w:proofErr w:type="gramEnd"/>
+      <w:r>
+        <w:t>175].</w:t>
       </w:r>
     </w:p>
     <w:p>
       <w:r>
         <w:pict w14:anchorId="034F29C5">
-          <v:rect id="_x0000_i1243" style="width:0;height:1.5pt" o:hralign="center" o:hrstd="t" o:hr="t" fillcolor="#a0a0a0" stroked="f"/>
+          <v:rect id="_x0000_i1045" style="width:0;height:1.5pt" o:hralign="center" o:hrstd="t" o:hr="t" fillcolor="#a0a0a0" stroked="f"/>
         </w:pict>
       </w:r>
     </w:p>
@@ -1732,12 +2732,66 @@
     </w:p>
     <w:p>
       <w:r>
-        <w:t>bucket = this.buckets[idx];  // bucket = buckets[175]</w:t>
-      </w:r>
-    </w:p>
-    <w:p>
-      <w:r>
-        <w:t>bucket.push(175);            // now buckets[175] = [175]</w:t>
+        <w:t xml:space="preserve">bucket = </w:t>
+      </w:r>
+      <w:proofErr w:type="spellStart"/>
+      <w:proofErr w:type="gramStart"/>
+      <w:r>
+        <w:t>this.buckets</w:t>
+      </w:r>
+      <w:proofErr w:type="spellEnd"/>
+      <w:proofErr w:type="gramEnd"/>
+      <w:r>
+        <w:t>[</w:t>
+      </w:r>
+      <w:proofErr w:type="spellStart"/>
+      <w:r>
+        <w:t>idx</w:t>
+      </w:r>
+      <w:proofErr w:type="spellEnd"/>
+      <w:proofErr w:type="gramStart"/>
+      <w:r>
+        <w:t>];  /</w:t>
+      </w:r>
+      <w:proofErr w:type="gramEnd"/>
+      <w:r>
+        <w:t xml:space="preserve">/ bucket = </w:t>
+      </w:r>
+      <w:proofErr w:type="gramStart"/>
+      <w:r>
+        <w:t>buckets[</w:t>
+      </w:r>
+      <w:proofErr w:type="gramEnd"/>
+      <w:r>
+        <w:t>175]</w:t>
+      </w:r>
+    </w:p>
+    <w:p>
+      <w:proofErr w:type="spellStart"/>
+      <w:proofErr w:type="gramStart"/>
+      <w:r>
+        <w:t>bucket.push</w:t>
+      </w:r>
+      <w:proofErr w:type="spellEnd"/>
+      <w:proofErr w:type="gramEnd"/>
+      <w:r>
+        <w:t>(175</w:t>
+      </w:r>
+      <w:proofErr w:type="gramStart"/>
+      <w:r>
+        <w:t xml:space="preserve">);   </w:t>
+      </w:r>
+      <w:proofErr w:type="gramEnd"/>
+      <w:r>
+        <w:t xml:space="preserve">         // now </w:t>
+      </w:r>
+      <w:proofErr w:type="gramStart"/>
+      <w:r>
+        <w:t>buckets[</w:t>
+      </w:r>
+      <w:proofErr w:type="gramEnd"/>
+      <w:r>
+        <w:t>175] = [175]</w:t>
       </w:r>
     </w:p>
     <w:p>
@@ -1765,8 +2819,21 @@
           <w:numId w:val="32"/>
         </w:numPr>
       </w:pPr>
-      <w:r>
-        <w:t>buckets[175] now contains [175].</w:t>
+      <w:proofErr w:type="gramStart"/>
+      <w:r>
+        <w:t>buckets[</w:t>
+      </w:r>
+      <w:proofErr w:type="gramEnd"/>
+      <w:r>
+        <w:t xml:space="preserve">175] now </w:t>
+      </w:r>
+      <w:proofErr w:type="gramStart"/>
+      <w:r>
+        <w:t>contains</w:t>
+      </w:r>
+      <w:proofErr w:type="gramEnd"/>
+      <w:r>
+        <w:t xml:space="preserve"> [175].</w:t>
       </w:r>
     </w:p>
     <w:p>
@@ -1783,7 +2850,7 @@
     <w:p>
       <w:r>
         <w:pict w14:anchorId="0F020AA4">
-          <v:rect id="_x0000_i1244" style="width:0;height:1.5pt" o:hralign="center" o:hrstd="t" o:hr="t" fillcolor="#a0a0a0" stroked="f"/>
+          <v:rect id="_x0000_i1046" style="width:0;height:1.5pt" o:hralign="center" o:hrstd="t" o:hr="t" fillcolor="#a0a0a0" stroked="f"/>
         </w:pict>
       </w:r>
     </w:p>
@@ -1805,7 +2872,7 @@
     <w:p>
       <w:r>
         <w:pict w14:anchorId="5C5EF629">
-          <v:rect id="_x0000_i1245" style="width:0;height:1.5pt" o:hralign="center" o:hrstd="t" o:hr="t" fillcolor="#a0a0a0" stroked="f"/>
+          <v:rect id="_x0000_i1047" style="width:0;height:1.5pt" o:hralign="center" o:hrstd="t" o:hr="t" fillcolor="#a0a0a0" stroked="f"/>
         </w:pict>
       </w:r>
     </w:p>
@@ -1821,7 +2888,15 @@
         <w:t>small diagram showing buckets → bucket → keys</w:t>
       </w:r>
       <w:r>
-        <w:t>, which makes the whole hash set logic really visual. It helps a lot with this two-level indexing.</w:t>
+        <w:t xml:space="preserve">, which makes the whole hash set logic </w:t>
+      </w:r>
+      <w:proofErr w:type="gramStart"/>
+      <w:r>
+        <w:t>really visual</w:t>
+      </w:r>
+      <w:proofErr w:type="gramEnd"/>
+      <w:r>
+        <w:t>. It helps a lot with this two-level indexing.</w:t>
       </w:r>
     </w:p>
     <w:p>
@@ -1845,8 +2920,31 @@
       </w:r>
     </w:p>
     <w:p>
-      <w:r>
-        <w:t>so that means if here we are taking index of const pos = bucket.indexOf(key) inside bucket index of 175 will be 175 right?</w:t>
+      <w:proofErr w:type="gramStart"/>
+      <w:r>
+        <w:t>so</w:t>
+      </w:r>
+      <w:proofErr w:type="gramEnd"/>
+      <w:r>
+        <w:t xml:space="preserve"> that means if here we are taking index of const pos = </w:t>
+      </w:r>
+      <w:proofErr w:type="spellStart"/>
+      <w:proofErr w:type="gramStart"/>
+      <w:r>
+        <w:t>bucket.indexOf</w:t>
+      </w:r>
+      <w:proofErr w:type="spellEnd"/>
+      <w:proofErr w:type="gramEnd"/>
+      <w:r>
+        <w:t xml:space="preserve">(key) inside bucket index of 175 will be </w:t>
+      </w:r>
+      <w:proofErr w:type="gramStart"/>
+      <w:r>
+        <w:t>175</w:t>
+      </w:r>
+      <w:proofErr w:type="gramEnd"/>
+      <w:r>
+        <w:t xml:space="preserve"> right?</w:t>
       </w:r>
     </w:p>
     <w:p>
@@ -1883,7 +2981,7 @@
     <w:p>
       <w:r>
         <w:pict w14:anchorId="42166B24">
-          <v:rect id="_x0000_i1246" style="width:0;height:1.5pt" o:hralign="center" o:hrstd="t" o:hr="t" fillcolor="#a0a0a0" stroked="f"/>
+          <v:rect id="_x0000_i1048" style="width:0;height:1.5pt" o:hralign="center" o:hrstd="t" o:hr="t" fillcolor="#a0a0a0" stroked="f"/>
         </w:pict>
       </w:r>
     </w:p>
@@ -1909,8 +3007,13 @@
           <w:numId w:val="33"/>
         </w:numPr>
       </w:pPr>
-      <w:r>
-        <w:t xml:space="preserve">idx = 175 → </w:t>
+      <w:proofErr w:type="spellStart"/>
+      <w:r>
+        <w:t>idx</w:t>
+      </w:r>
+      <w:proofErr w:type="spellEnd"/>
+      <w:r>
+        <w:t xml:space="preserve"> = 175 → </w:t>
       </w:r>
       <w:r>
         <w:rPr>
@@ -1930,8 +3033,29 @@
           <w:numId w:val="33"/>
         </w:numPr>
       </w:pPr>
-      <w:r>
-        <w:t>So buckets[175] is the bucket array for keys like 175.</w:t>
+      <w:proofErr w:type="gramStart"/>
+      <w:r>
+        <w:t>So</w:t>
+      </w:r>
+      <w:proofErr w:type="gramEnd"/>
+      <w:r>
+        <w:t xml:space="preserve"> </w:t>
+      </w:r>
+      <w:proofErr w:type="gramStart"/>
+      <w:r>
+        <w:t>buckets[</w:t>
+      </w:r>
+      <w:proofErr w:type="gramEnd"/>
+      <w:r>
+        <w:t xml:space="preserve">175] </w:t>
+      </w:r>
+      <w:proofErr w:type="gramStart"/>
+      <w:r>
+        <w:t>is</w:t>
+      </w:r>
+      <w:proofErr w:type="gramEnd"/>
+      <w:r>
+        <w:t xml:space="preserve"> the bucket array for keys like 175.</w:t>
       </w:r>
     </w:p>
     <w:p>
@@ -1941,8 +3065,15 @@
           <w:numId w:val="33"/>
         </w:numPr>
       </w:pPr>
-      <w:r>
-        <w:t xml:space="preserve">bucket.indexOf(key) → </w:t>
+      <w:proofErr w:type="spellStart"/>
+      <w:proofErr w:type="gramStart"/>
+      <w:r>
+        <w:t>bucket.indexOf</w:t>
+      </w:r>
+      <w:proofErr w:type="spellEnd"/>
+      <w:proofErr w:type="gramEnd"/>
+      <w:r>
+        <w:t xml:space="preserve">(key) → </w:t>
       </w:r>
       <w:r>
         <w:rPr>
@@ -1968,7 +3099,7 @@
     <w:p>
       <w:r>
         <w:pict w14:anchorId="71190916">
-          <v:rect id="_x0000_i1247" style="width:0;height:1.5pt" o:hralign="center" o:hrstd="t" o:hr="t" fillcolor="#a0a0a0" stroked="f"/>
+          <v:rect id="_x0000_i1049" style="width:0;height:1.5pt" o:hralign="center" o:hrstd="t" o:hr="t" fillcolor="#a0a0a0" stroked="f"/>
         </w:pict>
       </w:r>
     </w:p>
@@ -1989,28 +3120,95 @@
     </w:p>
     <w:p>
       <w:r>
-        <w:t>const buckets = Array.from({ length: 1000 }, () =&gt; []);</w:t>
-      </w:r>
-    </w:p>
-    <w:p>
-      <w:r>
-        <w:t>const key = 175;</w:t>
-      </w:r>
-    </w:p>
-    <w:p>
-      <w:r>
-        <w:t>const idx = key % 1000; // 175</w:t>
-      </w:r>
-    </w:p>
-    <w:p>
-      <w:r>
-        <w:t>const bucket = buckets[idx]; // bucket = buckets[175]</w:t>
-      </w:r>
-    </w:p>
-    <w:p>
-      <w:r>
-        <w:t>bucket.push(175);</w:t>
-      </w:r>
+        <w:t xml:space="preserve">const buckets = </w:t>
+      </w:r>
+      <w:proofErr w:type="spellStart"/>
+      <w:r>
+        <w:t>Array.from</w:t>
+      </w:r>
+      <w:proofErr w:type="spellEnd"/>
+      <w:proofErr w:type="gramStart"/>
+      <w:r>
+        <w:t>({ length</w:t>
+      </w:r>
+      <w:proofErr w:type="gramEnd"/>
+      <w:r>
+        <w:t xml:space="preserve">: </w:t>
+      </w:r>
+      <w:proofErr w:type="gramStart"/>
+      <w:r>
+        <w:t>1000 }</w:t>
+      </w:r>
+      <w:proofErr w:type="gramEnd"/>
+      <w:r>
+        <w:t>, () =&gt; []</w:t>
+      </w:r>
+      <w:proofErr w:type="gramStart"/>
+      <w:r>
+        <w:t>);</w:t>
+      </w:r>
+      <w:proofErr w:type="gramEnd"/>
+    </w:p>
+    <w:p>
+      <w:r>
+        <w:t xml:space="preserve">const key = </w:t>
+      </w:r>
+      <w:proofErr w:type="gramStart"/>
+      <w:r>
+        <w:t>175;</w:t>
+      </w:r>
+      <w:proofErr w:type="gramEnd"/>
+    </w:p>
+    <w:p>
+      <w:r>
+        <w:t xml:space="preserve">const </w:t>
+      </w:r>
+      <w:proofErr w:type="spellStart"/>
+      <w:r>
+        <w:t>idx</w:t>
+      </w:r>
+      <w:proofErr w:type="spellEnd"/>
+      <w:r>
+        <w:t xml:space="preserve"> = key % 1000; // 175</w:t>
+      </w:r>
+    </w:p>
+    <w:p>
+      <w:r>
+        <w:t>const bucket = buckets[</w:t>
+      </w:r>
+      <w:proofErr w:type="spellStart"/>
+      <w:r>
+        <w:t>idx</w:t>
+      </w:r>
+      <w:proofErr w:type="spellEnd"/>
+      <w:r>
+        <w:t xml:space="preserve">]; // bucket = </w:t>
+      </w:r>
+      <w:proofErr w:type="gramStart"/>
+      <w:r>
+        <w:t>buckets[</w:t>
+      </w:r>
+      <w:proofErr w:type="gramEnd"/>
+      <w:r>
+        <w:t>175]</w:t>
+      </w:r>
+    </w:p>
+    <w:p>
+      <w:proofErr w:type="spellStart"/>
+      <w:proofErr w:type="gramStart"/>
+      <w:r>
+        <w:t>bucket.push</w:t>
+      </w:r>
+      <w:proofErr w:type="spellEnd"/>
+      <w:proofErr w:type="gramEnd"/>
+      <w:r>
+        <w:t>(175</w:t>
+      </w:r>
+      <w:proofErr w:type="gramStart"/>
+      <w:r>
+        <w:t>);</w:t>
+      </w:r>
+      <w:proofErr w:type="gramEnd"/>
     </w:p>
     <w:p>
       <w:pPr>
@@ -2020,7 +3218,15 @@
         </w:numPr>
       </w:pPr>
       <w:r>
-        <w:t>Now buckets[175] = [175]</w:t>
+        <w:t xml:space="preserve">Now </w:t>
+      </w:r>
+      <w:proofErr w:type="gramStart"/>
+      <w:r>
+        <w:t>buckets[</w:t>
+      </w:r>
+      <w:proofErr w:type="gramEnd"/>
+      <w:r>
+        <w:t>175] = [175]</w:t>
       </w:r>
     </w:p>
     <w:p>
@@ -2031,7 +3237,17 @@
         </w:numPr>
       </w:pPr>
       <w:r>
-        <w:t>const pos = bucket.indexOf(175)</w:t>
+        <w:t xml:space="preserve">const pos = </w:t>
+      </w:r>
+      <w:proofErr w:type="spellStart"/>
+      <w:proofErr w:type="gramStart"/>
+      <w:r>
+        <w:t>bucket.indexOf</w:t>
+      </w:r>
+      <w:proofErr w:type="spellEnd"/>
+      <w:proofErr w:type="gramEnd"/>
+      <w:r>
+        <w:t>(175)</w:t>
       </w:r>
     </w:p>
     <w:p>
@@ -2052,8 +3268,15 @@
           <w:numId w:val="34"/>
         </w:numPr>
       </w:pPr>
-      <w:r>
-        <w:t xml:space="preserve">bucket.indexOf(175) → </w:t>
+      <w:proofErr w:type="spellStart"/>
+      <w:proofErr w:type="gramStart"/>
+      <w:r>
+        <w:t>bucket.indexOf</w:t>
+      </w:r>
+      <w:proofErr w:type="spellEnd"/>
+      <w:proofErr w:type="gramEnd"/>
+      <w:r>
+        <w:t xml:space="preserve">(175) → </w:t>
       </w:r>
       <w:r>
         <w:rPr>
@@ -2079,7 +3302,7 @@
     <w:p>
       <w:r>
         <w:pict w14:anchorId="687E75FE">
-          <v:rect id="_x0000_i1248" style="width:0;height:1.5pt" o:hralign="center" o:hrstd="t" o:hr="t" fillcolor="#a0a0a0" stroked="f"/>
+          <v:rect id="_x0000_i1050" style="width:0;height:1.5pt" o:hralign="center" o:hrstd="t" o:hr="t" fillcolor="#a0a0a0" stroked="f"/>
         </w:pict>
       </w:r>
     </w:p>
@@ -2090,8 +3313,34 @@
     </w:p>
     <w:p>
       <w:r>
-        <w:t>const buckets = Array.from({ length: 1000 }, () =&gt; []);</w:t>
-      </w:r>
+        <w:t xml:space="preserve">const buckets = </w:t>
+      </w:r>
+      <w:proofErr w:type="spellStart"/>
+      <w:r>
+        <w:t>Array.from</w:t>
+      </w:r>
+      <w:proofErr w:type="spellEnd"/>
+      <w:proofErr w:type="gramStart"/>
+      <w:r>
+        <w:t>({ length</w:t>
+      </w:r>
+      <w:proofErr w:type="gramEnd"/>
+      <w:r>
+        <w:t xml:space="preserve">: </w:t>
+      </w:r>
+      <w:proofErr w:type="gramStart"/>
+      <w:r>
+        <w:t>1000 }</w:t>
+      </w:r>
+      <w:proofErr w:type="gramEnd"/>
+      <w:r>
+        <w:t>, () =&gt; []</w:t>
+      </w:r>
+      <w:proofErr w:type="gramStart"/>
+      <w:r>
+        <w:t>);</w:t>
+      </w:r>
+      <w:proofErr w:type="gramEnd"/>
     </w:p>
     <w:p>
       <w:r>
@@ -2100,24 +3349,61 @@
     </w:p>
     <w:p>
       <w:r>
-        <w:t>const key2 = 175;  // 175 % 1000 = 175</w:t>
+        <w:t xml:space="preserve">const key2 = </w:t>
+      </w:r>
+      <w:proofErr w:type="gramStart"/>
+      <w:r>
+        <w:t>175;  /</w:t>
+      </w:r>
+      <w:proofErr w:type="gramEnd"/>
+      <w:r>
+        <w:t>/ 175 % 1000 = 175</w:t>
       </w:r>
     </w:p>
     <w:p/>
     <w:p>
       <w:r>
-        <w:t>buckets[175].push(key1); // [1175]</w:t>
-      </w:r>
-    </w:p>
-    <w:p>
-      <w:r>
-        <w:t>buckets[175].push(key2); // [1175, 175]</w:t>
+        <w:t>buckets[175</w:t>
+      </w:r>
+      <w:proofErr w:type="gramStart"/>
+      <w:r>
+        <w:t>].push</w:t>
+      </w:r>
+      <w:proofErr w:type="gramEnd"/>
+      <w:r>
+        <w:t>(key1); // [1175]</w:t>
+      </w:r>
+    </w:p>
+    <w:p>
+      <w:r>
+        <w:t>buckets[175</w:t>
+      </w:r>
+      <w:proofErr w:type="gramStart"/>
+      <w:r>
+        <w:t>].push</w:t>
+      </w:r>
+      <w:proofErr w:type="gramEnd"/>
+      <w:r>
+        <w:t>(key2); // [1175, 175]</w:t>
       </w:r>
     </w:p>
     <w:p/>
     <w:p>
       <w:r>
-        <w:t>buckets[175].indexOf(175) // → 1</w:t>
+        <w:t>buckets[175</w:t>
+      </w:r>
+      <w:proofErr w:type="gramStart"/>
+      <w:r>
+        <w:t>].</w:t>
+      </w:r>
+      <w:proofErr w:type="spellStart"/>
+      <w:r>
+        <w:t>indexOf</w:t>
+      </w:r>
+      <w:proofErr w:type="spellEnd"/>
+      <w:proofErr w:type="gramEnd"/>
+      <w:r>
+        <w:t>(175) // → 1</w:t>
       </w:r>
     </w:p>
     <w:p>
@@ -2154,7 +3440,7 @@
     <w:p>
       <w:r>
         <w:pict w14:anchorId="56818BC8">
-          <v:rect id="_x0000_i1249" style="width:0;height:1.5pt" o:hralign="center" o:hrstd="t" o:hr="t" fillcolor="#a0a0a0" stroked="f"/>
+          <v:rect id="_x0000_i1051" style="width:0;height:1.5pt" o:hralign="center" o:hrstd="t" o:hr="t" fillcolor="#a0a0a0" stroked="f"/>
         </w:pict>
       </w:r>
     </w:p>
@@ -2174,8 +3460,13 @@
           <w:numId w:val="35"/>
         </w:numPr>
       </w:pPr>
-      <w:r>
-        <w:t xml:space="preserve">idx → position in </w:t>
+      <w:proofErr w:type="spellStart"/>
+      <w:r>
+        <w:t>idx</w:t>
+      </w:r>
+      <w:proofErr w:type="spellEnd"/>
+      <w:r>
+        <w:t xml:space="preserve"> → position in </w:t>
       </w:r>
       <w:r>
         <w:rPr>
@@ -2206,7 +3497,7 @@
     <w:p>
       <w:r>
         <w:pict w14:anchorId="42DC50D2">
-          <v:rect id="_x0000_i1250" style="width:0;height:1.5pt" o:hralign="center" o:hrstd="t" o:hr="t" fillcolor="#a0a0a0" stroked="f"/>
+          <v:rect id="_x0000_i1052" style="width:0;height:1.5pt" o:hralign="center" o:hrstd="t" o:hr="t" fillcolor="#a0a0a0" stroked="f"/>
         </w:pict>
       </w:r>
     </w:p>
@@ -2222,7 +3513,15 @@
         <w:t>diagram showing buckets → bucket → key positions</w:t>
       </w:r>
       <w:r>
-        <w:t xml:space="preserve"> so you can see idx vs pos clearly.</w:t>
+        <w:t xml:space="preserve"> so you can see </w:t>
+      </w:r>
+      <w:proofErr w:type="spellStart"/>
+      <w:r>
+        <w:t>idx</w:t>
+      </w:r>
+      <w:proofErr w:type="spellEnd"/>
+      <w:r>
+        <w:t xml:space="preserve"> vs pos clearly.</w:t>
       </w:r>
     </w:p>
     <w:p>
@@ -2273,7 +3572,7 @@
     <w:p>
       <w:r>
         <w:pict w14:anchorId="191567FA">
-          <v:rect id="_x0000_i1251" style="width:0;height:1.5pt" o:hralign="center" o:hrstd="t" o:hr="t" fillcolor="#a0a0a0" stroked="f"/>
+          <v:rect id="_x0000_i1053" style="width:0;height:1.5pt" o:hralign="center" o:hrstd="t" o:hr="t" fillcolor="#a0a0a0" stroked="f"/>
         </w:pict>
       </w:r>
     </w:p>
@@ -2304,7 +3603,25 @@
           <w:b/>
           <w:bCs/>
         </w:rPr>
-        <w:t xml:space="preserve"> Buckets array (this.buckets)</w:t>
+        <w:t xml:space="preserve"> Buckets array (</w:t>
+      </w:r>
+      <w:proofErr w:type="spellStart"/>
+      <w:proofErr w:type="gramStart"/>
+      <w:r>
+        <w:rPr>
+          <w:b/>
+          <w:bCs/>
+        </w:rPr>
+        <w:t>this.buckets</w:t>
+      </w:r>
+      <w:proofErr w:type="spellEnd"/>
+      <w:proofErr w:type="gramEnd"/>
+      <w:r>
+        <w:rPr>
+          <w:b/>
+          <w:bCs/>
+        </w:rPr>
+        <w:t>)</w:t>
       </w:r>
     </w:p>
     <w:p>
@@ -2319,7 +3636,15 @@
         <w:t>arrays</w:t>
       </w:r>
       <w:r>
-        <w:t>. Suppose bucketCount = 10 for simplicity:</w:t>
+        <w:t xml:space="preserve">. Suppose </w:t>
+      </w:r>
+      <w:proofErr w:type="spellStart"/>
+      <w:r>
+        <w:t>bucketCount</w:t>
+      </w:r>
+      <w:proofErr w:type="spellEnd"/>
+      <w:r>
+        <w:t xml:space="preserve"> = 10 for simplicity:</w:t>
       </w:r>
     </w:p>
     <w:p>
@@ -2375,7 +3700,15 @@
     </w:p>
     <w:p>
       <w:r>
-        <w:t xml:space="preserve">  []  // index 9</w:t>
+        <w:t xml:space="preserve">  </w:t>
+      </w:r>
+      <w:proofErr w:type="gramStart"/>
+      <w:r>
+        <w:t>[]  /</w:t>
+      </w:r>
+      <w:proofErr w:type="gramEnd"/>
+      <w:r>
+        <w:t>/ index 9</w:t>
       </w:r>
     </w:p>
     <w:p>
@@ -2391,7 +3724,15 @@
         </w:numPr>
       </w:pPr>
       <w:r>
-        <w:t xml:space="preserve">Each buckets[i] is a </w:t>
+        <w:t>Each buckets[</w:t>
+      </w:r>
+      <w:proofErr w:type="spellStart"/>
+      <w:r>
+        <w:t>i</w:t>
+      </w:r>
+      <w:proofErr w:type="spellEnd"/>
+      <w:r>
+        <w:t xml:space="preserve">] is a </w:t>
       </w:r>
       <w:r>
         <w:rPr>
@@ -2412,13 +3753,21 @@
         </w:numPr>
       </w:pPr>
       <w:r>
-        <w:t>Keys get placed into a bucket using _hash(key) → key % bucketCount.</w:t>
+        <w:t xml:space="preserve">Keys get placed into a bucket using _hash(key) → key % </w:t>
+      </w:r>
+      <w:proofErr w:type="spellStart"/>
+      <w:r>
+        <w:t>bucketCount</w:t>
+      </w:r>
+      <w:proofErr w:type="spellEnd"/>
+      <w:r>
+        <w:t>.</w:t>
       </w:r>
     </w:p>
     <w:p>
       <w:r>
         <w:pict w14:anchorId="65429392">
-          <v:rect id="_x0000_i1252" style="width:0;height:1.5pt" o:hralign="center" o:hrstd="t" o:hr="t" fillcolor="#a0a0a0" stroked="f"/>
+          <v:rect id="_x0000_i1054" style="width:0;height:1.5pt" o:hralign="center" o:hrstd="t" o:hr="t" fillcolor="#a0a0a0" stroked="f"/>
         </w:pict>
       </w:r>
     </w:p>
@@ -2458,18 +3807,46 @@
       </w:r>
     </w:p>
     <w:p>
-      <w:r>
-        <w:t>idx = 15 % 10 = 5</w:t>
-      </w:r>
-    </w:p>
-    <w:p>
-      <w:r>
-        <w:t>bucket = buckets[idx] = buckets[5]</w:t>
-      </w:r>
-    </w:p>
-    <w:p>
-      <w:r>
-        <w:t>bucket.push(15)</w:t>
+      <w:proofErr w:type="spellStart"/>
+      <w:r>
+        <w:t>idx</w:t>
+      </w:r>
+      <w:proofErr w:type="spellEnd"/>
+      <w:r>
+        <w:t xml:space="preserve"> = 15 % 10 = 5</w:t>
+      </w:r>
+    </w:p>
+    <w:p>
+      <w:r>
+        <w:t>bucket = buckets[</w:t>
+      </w:r>
+      <w:proofErr w:type="spellStart"/>
+      <w:r>
+        <w:t>idx</w:t>
+      </w:r>
+      <w:proofErr w:type="spellEnd"/>
+      <w:r>
+        <w:t xml:space="preserve">] = </w:t>
+      </w:r>
+      <w:proofErr w:type="gramStart"/>
+      <w:r>
+        <w:t>buckets[</w:t>
+      </w:r>
+      <w:proofErr w:type="gramEnd"/>
+      <w:r>
+        <w:t>5]</w:t>
+      </w:r>
+    </w:p>
+    <w:p>
+      <w:proofErr w:type="spellStart"/>
+      <w:proofErr w:type="gramStart"/>
+      <w:r>
+        <w:t>bucket.push</w:t>
+      </w:r>
+      <w:proofErr w:type="spellEnd"/>
+      <w:proofErr w:type="gramEnd"/>
+      <w:r>
+        <w:t>(15)</w:t>
       </w:r>
     </w:p>
     <w:p>
@@ -2489,7 +3866,15 @@
     </w:p>
     <w:p>
       <w:r>
-        <w:t xml:space="preserve">  [15],  // index 5 bucket now has 15</w:t>
+        <w:t xml:space="preserve">  [15</w:t>
+      </w:r>
+      <w:proofErr w:type="gramStart"/>
+      <w:r>
+        <w:t>],  /</w:t>
+      </w:r>
+      <w:proofErr w:type="gramEnd"/>
+      <w:r>
+        <w:t>/ index 5 bucket now has 15</w:t>
       </w:r>
     </w:p>
     <w:p>
@@ -2509,12 +3894,21 @@
           <w:numId w:val="37"/>
         </w:numPr>
       </w:pPr>
-      <w:r>
-        <w:rPr>
-          <w:b/>
-          <w:bCs/>
-        </w:rPr>
-        <w:t>idx = 5</w:t>
+      <w:proofErr w:type="spellStart"/>
+      <w:r>
+        <w:rPr>
+          <w:b/>
+          <w:bCs/>
+        </w:rPr>
+        <w:t>idx</w:t>
+      </w:r>
+      <w:proofErr w:type="spellEnd"/>
+      <w:r>
+        <w:rPr>
+          <w:b/>
+          <w:bCs/>
+        </w:rPr>
+        <w:t xml:space="preserve"> = 5</w:t>
       </w:r>
       <w:r>
         <w:t xml:space="preserve"> → index of bucket in buckets.</w:t>
@@ -2532,7 +3926,23 @@
           <w:b/>
           <w:bCs/>
         </w:rPr>
-        <w:t>bucket = buckets[5]</w:t>
+        <w:t xml:space="preserve">bucket = </w:t>
+      </w:r>
+      <w:proofErr w:type="gramStart"/>
+      <w:r>
+        <w:rPr>
+          <w:b/>
+          <w:bCs/>
+        </w:rPr>
+        <w:t>buckets[</w:t>
+      </w:r>
+      <w:proofErr w:type="gramEnd"/>
+      <w:r>
+        <w:rPr>
+          <w:b/>
+          <w:bCs/>
+        </w:rPr>
+        <w:t>5]</w:t>
       </w:r>
       <w:r>
         <w:t xml:space="preserve"> → reference to that bucket.</w:t>
@@ -2545,12 +3955,21 @@
           <w:numId w:val="37"/>
         </w:numPr>
       </w:pPr>
-      <w:r>
-        <w:rPr>
-          <w:b/>
-          <w:bCs/>
-        </w:rPr>
-        <w:t>bucket[0] = 15</w:t>
+      <w:proofErr w:type="gramStart"/>
+      <w:r>
+        <w:rPr>
+          <w:b/>
+          <w:bCs/>
+        </w:rPr>
+        <w:t>bucket[</w:t>
+      </w:r>
+      <w:proofErr w:type="gramEnd"/>
+      <w:r>
+        <w:rPr>
+          <w:b/>
+          <w:bCs/>
+        </w:rPr>
+        <w:t>0] = 15</w:t>
       </w:r>
       <w:r>
         <w:t xml:space="preserve"> → position of key inside the bucket array.</w:t>
@@ -2559,7 +3978,7 @@
     <w:p>
       <w:r>
         <w:pict w14:anchorId="46243941">
-          <v:rect id="_x0000_i1253" style="width:0;height:1.5pt" o:hralign="center" o:hrstd="t" o:hr="t" fillcolor="#a0a0a0" stroked="f"/>
+          <v:rect id="_x0000_i1055" style="width:0;height:1.5pt" o:hralign="center" o:hrstd="t" o:hr="t" fillcolor="#a0a0a0" stroked="f"/>
         </w:pict>
       </w:r>
     </w:p>
@@ -2599,19 +4018,39 @@
       </w:r>
     </w:p>
     <w:p>
-      <w:r>
-        <w:t>idx = 25 % 10 = 5</w:t>
-      </w:r>
-    </w:p>
-    <w:p>
-      <w:r>
-        <w:t>bucket = buckets[5]</w:t>
-      </w:r>
-    </w:p>
-    <w:p>
+      <w:proofErr w:type="spellStart"/>
+      <w:r>
+        <w:t>idx</w:t>
+      </w:r>
+      <w:proofErr w:type="spellEnd"/>
+      <w:r>
+        <w:t xml:space="preserve"> = 25 % 10 = 5</w:t>
+      </w:r>
+    </w:p>
+    <w:p>
+      <w:r>
+        <w:t xml:space="preserve">bucket = </w:t>
+      </w:r>
+      <w:proofErr w:type="gramStart"/>
+      <w:r>
+        <w:t>buckets[</w:t>
+      </w:r>
+      <w:proofErr w:type="gramEnd"/>
+      <w:r>
+        <w:t>5]</w:t>
+      </w:r>
+    </w:p>
+    <w:p>
+      <w:proofErr w:type="spellStart"/>
+      <w:proofErr w:type="gramStart"/>
       <w:r>
         <w:lastRenderedPageBreak/>
-        <w:t>bucket.push(25)</w:t>
+        <w:t>bucket.push</w:t>
+      </w:r>
+      <w:proofErr w:type="spellEnd"/>
+      <w:proofErr w:type="gramEnd"/>
+      <w:r>
+        <w:t>(25)</w:t>
       </w:r>
     </w:p>
     <w:p>
@@ -2631,7 +4070,15 @@
     </w:p>
     <w:p>
       <w:r>
-        <w:t xml:space="preserve">  [15, 25],  // bucket at index 5 has two keys</w:t>
+        <w:t xml:space="preserve">  [15, 25</w:t>
+      </w:r>
+      <w:proofErr w:type="gramStart"/>
+      <w:r>
+        <w:t>],  /</w:t>
+      </w:r>
+      <w:proofErr w:type="gramEnd"/>
+      <w:r>
+        <w:t>/ bucket at index 5 has two keys</w:t>
       </w:r>
     </w:p>
     <w:p>
@@ -2651,8 +4098,13 @@
           <w:numId w:val="38"/>
         </w:numPr>
       </w:pPr>
-      <w:r>
-        <w:t>idx = 5 → same bucket (collision handled by array).</w:t>
+      <w:proofErr w:type="spellStart"/>
+      <w:r>
+        <w:t>idx</w:t>
+      </w:r>
+      <w:proofErr w:type="spellEnd"/>
+      <w:r>
+        <w:t xml:space="preserve"> = 5 → same bucket (collision handled by array).</w:t>
       </w:r>
     </w:p>
     <w:p>
@@ -2673,8 +4125,13 @@
           <w:numId w:val="38"/>
         </w:numPr>
       </w:pPr>
-      <w:r>
-        <w:t>bucket[0] = 15</w:t>
+      <w:proofErr w:type="gramStart"/>
+      <w:r>
+        <w:t>bucket[</w:t>
+      </w:r>
+      <w:proofErr w:type="gramEnd"/>
+      <w:r>
+        <w:t>0] = 15</w:t>
       </w:r>
     </w:p>
     <w:p>
@@ -2684,14 +4141,19 @@
           <w:numId w:val="38"/>
         </w:numPr>
       </w:pPr>
-      <w:r>
-        <w:t>bucket[1] = 25</w:t>
+      <w:proofErr w:type="gramStart"/>
+      <w:r>
+        <w:t>bucket[</w:t>
+      </w:r>
+      <w:proofErr w:type="gramEnd"/>
+      <w:r>
+        <w:t>1] = 25</w:t>
       </w:r>
     </w:p>
     <w:p>
       <w:r>
         <w:pict w14:anchorId="76B55E0F">
-          <v:rect id="_x0000_i1254" style="width:0;height:1.5pt" o:hralign="center" o:hrstd="t" o:hr="t" fillcolor="#a0a0a0" stroked="f"/>
+          <v:rect id="_x0000_i1056" style="width:0;height:1.5pt" o:hralign="center" o:hrstd="t" o:hr="t" fillcolor="#a0a0a0" stroked="f"/>
         </w:pict>
       </w:r>
     </w:p>
@@ -2722,13 +4184,44 @@
           <w:b/>
           <w:bCs/>
         </w:rPr>
-        <w:t xml:space="preserve"> Using indexOf(key) for remove/contains</w:t>
-      </w:r>
-    </w:p>
-    <w:p>
-      <w:r>
-        <w:t>const pos = bucket.indexOf(25);</w:t>
-      </w:r>
+        <w:t xml:space="preserve"> Using </w:t>
+      </w:r>
+      <w:proofErr w:type="spellStart"/>
+      <w:r>
+        <w:rPr>
+          <w:b/>
+          <w:bCs/>
+        </w:rPr>
+        <w:t>indexOf</w:t>
+      </w:r>
+      <w:proofErr w:type="spellEnd"/>
+      <w:r>
+        <w:rPr>
+          <w:b/>
+          <w:bCs/>
+        </w:rPr>
+        <w:t>(key) for remove/contains</w:t>
+      </w:r>
+    </w:p>
+    <w:p>
+      <w:r>
+        <w:t xml:space="preserve">const pos = </w:t>
+      </w:r>
+      <w:proofErr w:type="spellStart"/>
+      <w:proofErr w:type="gramStart"/>
+      <w:r>
+        <w:t>bucket.indexOf</w:t>
+      </w:r>
+      <w:proofErr w:type="spellEnd"/>
+      <w:proofErr w:type="gramEnd"/>
+      <w:r>
+        <w:t>(25</w:t>
+      </w:r>
+      <w:proofErr w:type="gramStart"/>
+      <w:r>
+        <w:t>);</w:t>
+      </w:r>
+      <w:proofErr w:type="gramEnd"/>
     </w:p>
     <w:p>
       <w:pPr>
@@ -2748,8 +4241,15 @@
           <w:numId w:val="39"/>
         </w:numPr>
       </w:pPr>
-      <w:r>
-        <w:t xml:space="preserve">bucket.indexOf(25) → </w:t>
+      <w:proofErr w:type="spellStart"/>
+      <w:proofErr w:type="gramStart"/>
+      <w:r>
+        <w:t>bucket.indexOf</w:t>
+      </w:r>
+      <w:proofErr w:type="spellEnd"/>
+      <w:proofErr w:type="gramEnd"/>
+      <w:r>
+        <w:t xml:space="preserve">(25) → </w:t>
       </w:r>
       <w:r>
         <w:rPr>
@@ -2771,8 +4271,13 @@
           <w:numId w:val="40"/>
         </w:numPr>
       </w:pPr>
-      <w:r>
-        <w:t>idx = 5 → bucket index in buckets</w:t>
+      <w:proofErr w:type="spellStart"/>
+      <w:r>
+        <w:t>idx</w:t>
+      </w:r>
+      <w:proofErr w:type="spellEnd"/>
+      <w:r>
+        <w:t xml:space="preserve"> = 5 → bucket index in buckets</w:t>
       </w:r>
     </w:p>
     <w:p>
@@ -2792,8 +4297,23 @@
       </w:r>
     </w:p>
     <w:p>
-      <w:r>
-        <w:t>bucket.splice(pos, 1) // removes bucket[1] which is 25</w:t>
+      <w:proofErr w:type="spellStart"/>
+      <w:proofErr w:type="gramStart"/>
+      <w:r>
+        <w:t>bucket.splice</w:t>
+      </w:r>
+      <w:proofErr w:type="spellEnd"/>
+      <w:proofErr w:type="gramEnd"/>
+      <w:r>
+        <w:t xml:space="preserve">(pos, 1) // removes </w:t>
+      </w:r>
+      <w:proofErr w:type="gramStart"/>
+      <w:r>
+        <w:t>bucket[</w:t>
+      </w:r>
+      <w:proofErr w:type="gramEnd"/>
+      <w:r>
+        <w:t>1] which is 25</w:t>
       </w:r>
     </w:p>
     <w:p>
@@ -2813,7 +4333,15 @@
     </w:p>
     <w:p>
       <w:r>
-        <w:t xml:space="preserve">  [15],  // 25 removed</w:t>
+        <w:t xml:space="preserve">  [15</w:t>
+      </w:r>
+      <w:proofErr w:type="gramStart"/>
+      <w:r>
+        <w:t>],  /</w:t>
+      </w:r>
+      <w:proofErr w:type="gramEnd"/>
+      <w:r>
+        <w:t>/ 25 removed</w:t>
       </w:r>
     </w:p>
     <w:p>
@@ -2830,7 +4358,7 @@
     <w:p>
       <w:r>
         <w:pict w14:anchorId="26E6516C">
-          <v:rect id="_x0000_i1255" style="width:0;height:1.5pt" o:hralign="center" o:hrstd="t" o:hr="t" fillcolor="#a0a0a0" stroked="f"/>
+          <v:rect id="_x0000_i1057" style="width:0;height:1.5pt" o:hralign="center" o:hrstd="t" o:hr="t" fillcolor="#a0a0a0" stroked="f"/>
         </w:pict>
       </w:r>
     </w:p>
@@ -2963,9 +4491,11 @@
             <w:hideMark/>
           </w:tcPr>
           <w:p>
+            <w:proofErr w:type="spellStart"/>
             <w:r>
               <w:t>idx</w:t>
             </w:r>
+            <w:proofErr w:type="spellEnd"/>
           </w:p>
         </w:tc>
         <w:tc>
@@ -3005,7 +4535,15 @@
           </w:tcPr>
           <w:p>
             <w:r>
-              <w:t>The array at buckets[idx]</w:t>
+              <w:t>The array at buckets[</w:t>
+            </w:r>
+            <w:proofErr w:type="spellStart"/>
+            <w:r>
+              <w:t>idx</w:t>
+            </w:r>
+            <w:proofErr w:type="spellEnd"/>
+            <w:r>
+              <w:t>]</w:t>
             </w:r>
           </w:p>
         </w:tc>
@@ -9343,6 +10881,7 @@
   <w:style w:type="character" w:default="1" w:styleId="DefaultParagraphFont">
     <w:name w:val="Default Paragraph Font"/>
     <w:uiPriority w:val="1"/>
+    <w:semiHidden/>
     <w:unhideWhenUsed/>
   </w:style>
   <w:style w:type="table" w:default="1" w:styleId="TableNormal">
